--- a/docs/requirements_progress_lot_revision_20260818.docx
+++ b/docs/requirements_progress_lot_revision_20260818.docx
@@ -4,63 +4,43 @@
   <w:body>
     <w:p>
       <w:pPr>
-        <w:spacing w:after="60"/>
         <w:jc w:val="center"/>
       </w:pPr>
       <w:r>
         <w:rPr>
           <w:rFonts w:ascii="Yu Gothic" w:hAnsi="Yu Gothic" w:eastAsia="Yu Gothic"/>
           <w:b/>
-          <w:color w:val="0B2545"/>
+          <w:color w:val="111827"/>
           <w:sz w:val="40"/>
         </w:rPr>
         <w:t>進捗・ロット・在庫管理 改修要件定義書</w:t>
       </w:r>
     </w:p>
-    <w:p>
-      <w:pPr>
-        <w:spacing w:after="240"/>
-        <w:jc w:val="center"/>
-      </w:pPr>
-      <w:r>
-        <w:rPr>
-          <w:rFonts w:ascii="Yu Gothic" w:hAnsi="Yu Gothic" w:eastAsia="Yu Gothic"/>
-          <w:b w:val="0"/>
-          <w:color w:val="555555"/>
-          <w:sz w:val="21"/>
-        </w:rPr>
-        <w:t>進捗管理をロット別仕掛品移動へ変更するための要件</w:t>
-      </w:r>
-    </w:p>
     <w:tbl>
       <w:tblPr>
+        <w:tblStyle w:val="TableGrid"/>
         <w:tblW w:type="auto" w:w="0"/>
         <w:jc w:val="center"/>
-        <w:tblLayout w:type="fixed"/>
         <w:tblLook w:firstColumn="1" w:firstRow="1" w:lastColumn="0" w:lastRow="0" w:noHBand="0" w:noVBand="1" w:val="04A0"/>
       </w:tblPr>
       <w:tblGrid>
-        <w:gridCol w:w="4896"/>
-        <w:gridCol w:w="4896"/>
+        <w:gridCol w:w="5100"/>
+        <w:gridCol w:w="5100"/>
       </w:tblGrid>
       <w:tr>
         <w:tc>
           <w:tcPr>
-            <w:tcW w:type="dxa" w:w="1944"/>
-            <w:shd w:fill="E8EEF5"/>
+            <w:tcW w:type="dxa" w:w="5100"/>
             <w:vAlign w:val="center"/>
+            <w:shd w:fill="1F2937"/>
           </w:tcPr>
           <w:p>
-            <w:pPr>
-              <w:spacing w:after="0"/>
-            </w:pPr>
             <w:r/>
             <w:r>
               <w:rPr>
-                <w:rFonts w:ascii="Yu Gothic" w:hAnsi="Yu Gothic" w:eastAsia="Yu Gothic"/>
                 <w:b/>
-                <w:color w:val="0B2545"/>
-                <w:sz w:val="20"/>
+                <w:color w:val="FFFFFF"/>
+                <w:sz w:val="18"/>
               </w:rPr>
               <w:t>作成日</w:t>
             </w:r>
@@ -68,19 +48,15 @@
         </w:tc>
         <w:tc>
           <w:tcPr>
-            <w:tcW w:type="dxa" w:w="7200"/>
+            <w:tcW w:type="dxa" w:w="5100"/>
             <w:vAlign w:val="center"/>
           </w:tcPr>
           <w:p>
-            <w:pPr>
-              <w:spacing w:after="0"/>
-            </w:pPr>
             <w:r/>
             <w:r>
               <w:rPr>
-                <w:rFonts w:ascii="Yu Gothic" w:hAnsi="Yu Gothic" w:eastAsia="Yu Gothic"/>
                 <w:b w:val="0"/>
-                <w:sz w:val="20"/>
+                <w:sz w:val="18"/>
               </w:rPr>
               <w:t>2026年8月2日</w:t>
             </w:r>
@@ -90,21 +66,17 @@
       <w:tr>
         <w:tc>
           <w:tcPr>
-            <w:tcW w:type="dxa" w:w="1944"/>
-            <w:shd w:fill="E8EEF5"/>
+            <w:tcW w:type="dxa" w:w="5100"/>
             <w:vAlign w:val="center"/>
+            <w:shd w:fill="1F2937"/>
           </w:tcPr>
           <w:p>
-            <w:pPr>
-              <w:spacing w:after="0"/>
-            </w:pPr>
             <w:r/>
             <w:r>
               <w:rPr>
-                <w:rFonts w:ascii="Yu Gothic" w:hAnsi="Yu Gothic" w:eastAsia="Yu Gothic"/>
                 <w:b/>
-                <w:color w:val="0B2545"/>
-                <w:sz w:val="20"/>
+                <w:color w:val="FFFFFF"/>
+                <w:sz w:val="18"/>
               </w:rPr>
               <w:t>更新日</w:t>
             </w:r>
@@ -112,19 +84,15 @@
         </w:tc>
         <w:tc>
           <w:tcPr>
-            <w:tcW w:type="dxa" w:w="7200"/>
+            <w:tcW w:type="dxa" w:w="5100"/>
             <w:vAlign w:val="center"/>
           </w:tcPr>
           <w:p>
-            <w:pPr>
-              <w:spacing w:after="0"/>
-            </w:pPr>
             <w:r/>
             <w:r>
               <w:rPr>
-                <w:rFonts w:ascii="Yu Gothic" w:hAnsi="Yu Gothic" w:eastAsia="Yu Gothic"/>
                 <w:b w:val="0"/>
-                <w:sz w:val="20"/>
+                <w:sz w:val="18"/>
               </w:rPr>
               <w:t>2026年8月18日</w:t>
             </w:r>
@@ -134,21 +102,17 @@
       <w:tr>
         <w:tc>
           <w:tcPr>
-            <w:tcW w:type="dxa" w:w="1944"/>
-            <w:shd w:fill="E8EEF5"/>
+            <w:tcW w:type="dxa" w:w="5100"/>
             <w:vAlign w:val="center"/>
+            <w:shd w:fill="1F2937"/>
           </w:tcPr>
           <w:p>
-            <w:pPr>
-              <w:spacing w:after="0"/>
-            </w:pPr>
             <w:r/>
             <w:r>
               <w:rPr>
-                <w:rFonts w:ascii="Yu Gothic" w:hAnsi="Yu Gothic" w:eastAsia="Yu Gothic"/>
                 <w:b/>
-                <w:color w:val="0B2545"/>
-                <w:sz w:val="20"/>
+                <w:color w:val="FFFFFF"/>
+                <w:sz w:val="18"/>
               </w:rPr>
               <w:t>対象システム</w:t>
             </w:r>
@@ -156,19 +120,15 @@
         </w:tc>
         <w:tc>
           <w:tcPr>
-            <w:tcW w:type="dxa" w:w="7200"/>
+            <w:tcW w:type="dxa" w:w="5100"/>
             <w:vAlign w:val="center"/>
           </w:tcPr>
           <w:p>
-            <w:pPr>
-              <w:spacing w:after="0"/>
-            </w:pPr>
             <w:r/>
             <w:r>
               <w:rPr>
-                <w:rFonts w:ascii="Yu Gothic" w:hAnsi="Yu Gothic" w:eastAsia="Yu Gothic"/>
                 <w:b w:val="0"/>
-                <w:sz w:val="20"/>
+                <w:sz w:val="18"/>
               </w:rPr>
               <w:t>kawane-app</w:t>
             </w:r>
@@ -178,21 +138,17 @@
       <w:tr>
         <w:tc>
           <w:tcPr>
-            <w:tcW w:type="dxa" w:w="1944"/>
-            <w:shd w:fill="E8EEF5"/>
+            <w:tcW w:type="dxa" w:w="5100"/>
             <w:vAlign w:val="center"/>
+            <w:shd w:fill="1F2937"/>
           </w:tcPr>
           <w:p>
-            <w:pPr>
-              <w:spacing w:after="0"/>
-            </w:pPr>
             <w:r/>
             <w:r>
               <w:rPr>
-                <w:rFonts w:ascii="Yu Gothic" w:hAnsi="Yu Gothic" w:eastAsia="Yu Gothic"/>
                 <w:b/>
-                <w:color w:val="0B2545"/>
-                <w:sz w:val="20"/>
+                <w:color w:val="FFFFFF"/>
+                <w:sz w:val="18"/>
               </w:rPr>
               <w:t>対象範囲</w:t>
             </w:r>
@@ -200,19 +156,15 @@
         </w:tc>
         <w:tc>
           <w:tcPr>
-            <w:tcW w:type="dxa" w:w="7200"/>
+            <w:tcW w:type="dxa" w:w="5100"/>
             <w:vAlign w:val="center"/>
           </w:tcPr>
           <w:p>
-            <w:pPr>
-              <w:spacing w:after="0"/>
-            </w:pPr>
             <w:r/>
             <w:r>
               <w:rPr>
-                <w:rFonts w:ascii="Yu Gothic" w:hAnsi="Yu Gothic" w:eastAsia="Yu Gothic"/>
                 <w:b w:val="0"/>
-                <w:sz w:val="20"/>
+                <w:sz w:val="18"/>
               </w:rPr>
               <w:t>進捗管理、実績登録、生産予定、在庫マスタ、注番管理、廃止対象機能（計量登録、計量表出力）</w:t>
             </w:r>
@@ -221,42 +173,6 @@
       </w:tr>
     </w:tbl>
     <w:p/>
-    <w:tbl>
-      <w:tblPr>
-        <w:tblW w:type="auto" w:w="0"/>
-        <w:jc w:val="center"/>
-        <w:tblLayout w:type="fixed"/>
-        <w:tblLook w:firstColumn="1" w:firstRow="1" w:lastColumn="0" w:lastRow="0" w:noHBand="0" w:noVBand="1" w:val="04A0"/>
-      </w:tblPr>
-      <w:tblGrid>
-        <w:gridCol w:w="9792"/>
-      </w:tblGrid>
-      <w:tr>
-        <w:tc>
-          <w:tcPr>
-            <w:tcW w:type="dxa" w:w="9144"/>
-            <w:shd w:fill="F2F4F7"/>
-            <w:vAlign w:val="center"/>
-          </w:tcPr>
-          <w:p>
-            <w:pPr>
-              <w:spacing w:after="0"/>
-            </w:pPr>
-            <w:r/>
-            <w:r>
-              <w:rPr>
-                <w:rFonts w:ascii="Yu Gothic" w:hAnsi="Yu Gothic" w:eastAsia="Yu Gothic"/>
-                <w:b/>
-                <w:color w:val="0B2545"/>
-                <w:sz w:val="20"/>
-              </w:rPr>
-              <w:t>今回の更新では、実装前確認事項への回答を確定事項へ反映し、生産予定の部署別表示項目と実績登録側の部署プルダウンを明確化しました。</w:t>
-            </w:r>
-          </w:p>
-        </w:tc>
-      </w:tr>
-    </w:tbl>
-    <w:p/>
     <w:p>
       <w:pPr>
         <w:pStyle w:val="Heading1"/>
@@ -268,45 +184,30 @@
     <w:p>
       <w:pPr>
         <w:pStyle w:val="ListBullet"/>
-        <w:spacing w:after="60"/>
-        <w:ind w:left="360"/>
+        <w:spacing w:after="40"/>
+        <w:ind w:left="340"/>
       </w:pPr>
       <w:r>
-        <w:rPr>
-          <w:rFonts w:ascii="Yu Gothic" w:hAnsi="Yu Gothic" w:eastAsia="Yu Gothic"/>
-          <w:b w:val="0"/>
-          <w:sz w:val="20"/>
-        </w:rPr>
         <w:t>現在の進捗管理は、工程ごとの実績数や累計を中心に表示している。しかし実際の生産現場では、製造したロットと数量が次工程へ順次移動し、複数ロットが同一注番内で並行して流れることがある。</w:t>
       </w:r>
     </w:p>
     <w:p>
       <w:pPr>
         <w:pStyle w:val="ListBullet"/>
-        <w:spacing w:after="60"/>
-        <w:ind w:left="360"/>
+        <w:spacing w:after="40"/>
+        <w:ind w:left="340"/>
       </w:pPr>
       <w:r>
-        <w:rPr>
-          <w:rFonts w:ascii="Yu Gothic" w:hAnsi="Yu Gothic" w:eastAsia="Yu Gothic"/>
-          <w:b w:val="0"/>
-          <w:sz w:val="20"/>
-        </w:rPr>
         <w:t>特に材料切替などにより1注番から複数ロットが発生する場合、注番単位の累計だけでは、どのロットがどの工程に、どれだけ残っているかを把握しにくい。</w:t>
       </w:r>
     </w:p>
     <w:p>
       <w:pPr>
         <w:pStyle w:val="ListBullet"/>
-        <w:spacing w:after="60"/>
-        <w:ind w:left="360"/>
+        <w:spacing w:after="40"/>
+        <w:ind w:left="340"/>
       </w:pPr>
       <w:r>
-        <w:rPr>
-          <w:rFonts w:ascii="Yu Gothic" w:hAnsi="Yu Gothic" w:eastAsia="Yu Gothic"/>
-          <w:b w:val="0"/>
-          <w:sz w:val="20"/>
-        </w:rPr>
         <w:t>本改修では、進捗管理を「工程別の累計実績」ではなく、「ロット別の現在位置と数量」を把握する画面へ変更する。</w:t>
       </w:r>
     </w:p>
@@ -321,90 +222,60 @@
     <w:p>
       <w:pPr>
         <w:pStyle w:val="ListBullet"/>
-        <w:spacing w:after="60"/>
-        <w:ind w:left="360"/>
+        <w:spacing w:after="40"/>
+        <w:ind w:left="340"/>
       </w:pPr>
       <w:r>
-        <w:rPr>
-          <w:rFonts w:ascii="Yu Gothic" w:hAnsi="Yu Gothic" w:eastAsia="Yu Gothic"/>
-          <w:b w:val="0"/>
-          <w:sz w:val="20"/>
-        </w:rPr>
         <w:t>注番単位で、仕掛品・在庫・引当・残数を正確に把握できるようにする。</w:t>
       </w:r>
     </w:p>
     <w:p>
       <w:pPr>
         <w:pStyle w:val="ListBullet"/>
-        <w:spacing w:after="60"/>
-        <w:ind w:left="360"/>
+        <w:spacing w:after="40"/>
+        <w:ind w:left="340"/>
       </w:pPr>
       <w:r>
-        <w:rPr>
-          <w:rFonts w:ascii="Yu Gothic" w:hAnsi="Yu Gothic" w:eastAsia="Yu Gothic"/>
-          <w:b w:val="0"/>
-          <w:sz w:val="20"/>
-        </w:rPr>
         <w:t>製造工程でロットを確定し、以降の工程ではロット単位で数量を移動できるようにする。</w:t>
       </w:r>
     </w:p>
     <w:p>
       <w:pPr>
         <w:pStyle w:val="ListBullet"/>
-        <w:spacing w:after="60"/>
-        <w:ind w:left="360"/>
+        <w:spacing w:after="40"/>
+        <w:ind w:left="340"/>
       </w:pPr>
       <w:r>
-        <w:rPr>
-          <w:rFonts w:ascii="Yu Gothic" w:hAnsi="Yu Gothic" w:eastAsia="Yu Gothic"/>
-          <w:b w:val="0"/>
-          <w:sz w:val="20"/>
-        </w:rPr>
         <w:t>実績登録完了時に、生産数量だけを自動で次工程へ移動させる。</w:t>
       </w:r>
     </w:p>
     <w:p>
       <w:pPr>
         <w:pStyle w:val="ListBullet"/>
-        <w:spacing w:after="60"/>
-        <w:ind w:left="360"/>
+        <w:spacing w:after="40"/>
+        <w:ind w:left="340"/>
       </w:pPr>
       <w:r>
-        <w:rPr>
-          <w:rFonts w:ascii="Yu Gothic" w:hAnsi="Yu Gothic" w:eastAsia="Yu Gothic"/>
-          <w:b w:val="0"/>
-          <w:sz w:val="20"/>
-        </w:rPr>
         <w:t>現場担当者が、進捗管理画面から対象注番の納期を起点に実績登録へ移動し、登録後に進捗管理へ戻って最新状態を確認できるようにする。</w:t>
       </w:r>
     </w:p>
     <w:p>
       <w:pPr>
         <w:pStyle w:val="ListBullet"/>
-        <w:spacing w:after="60"/>
-        <w:ind w:left="360"/>
+        <w:spacing w:after="40"/>
+        <w:ind w:left="340"/>
       </w:pPr>
       <w:r>
-        <w:rPr>
-          <w:rFonts w:ascii="Yu Gothic" w:hAnsi="Yu Gothic" w:eastAsia="Yu Gothic"/>
-          <w:b w:val="0"/>
-          <w:sz w:val="20"/>
-        </w:rPr>
         <w:t>計量登録・計量表出力を廃止し、進捗管理または実績登録で数量を直接入力する運用へ一本化する。</w:t>
       </w:r>
     </w:p>
     <w:p>
       <w:pPr>
         <w:pStyle w:val="ListBullet"/>
-        <w:spacing w:after="60"/>
-        <w:ind w:left="360"/>
+        <w:spacing w:after="40"/>
+        <w:ind w:left="340"/>
       </w:pPr>
       <w:r>
-        <w:rPr>
-          <w:rFonts w:ascii="Yu Gothic" w:hAnsi="Yu Gothic" w:eastAsia="Yu Gothic"/>
-          <w:b w:val="0"/>
-          <w:sz w:val="20"/>
-        </w:rPr>
         <w:t>生産予定を部署別に切り替え、製造G以外の部署でも利用できるようにする。</w:t>
       </w:r>
     </w:p>
@@ -419,60 +290,40 @@
     <w:p>
       <w:pPr>
         <w:pStyle w:val="ListBullet"/>
-        <w:spacing w:after="60"/>
-        <w:ind w:left="360"/>
+        <w:spacing w:after="40"/>
+        <w:ind w:left="340"/>
       </w:pPr>
       <w:r>
-        <w:rPr>
-          <w:rFonts w:ascii="Yu Gothic" w:hAnsi="Yu Gothic" w:eastAsia="Yu Gothic"/>
-          <w:b w:val="0"/>
-          <w:sz w:val="20"/>
-        </w:rPr>
         <w:t>現場作業者</w:t>
       </w:r>
     </w:p>
     <w:p>
       <w:pPr>
         <w:pStyle w:val="ListBullet"/>
-        <w:spacing w:after="60"/>
-        <w:ind w:left="360"/>
+        <w:spacing w:after="40"/>
+        <w:ind w:left="340"/>
       </w:pPr>
       <w:r>
-        <w:rPr>
-          <w:rFonts w:ascii="Yu Gothic" w:hAnsi="Yu Gothic" w:eastAsia="Yu Gothic"/>
-          <w:b w:val="0"/>
-          <w:sz w:val="20"/>
-        </w:rPr>
         <w:t>生産管理担当者</w:t>
       </w:r>
     </w:p>
     <w:p>
       <w:pPr>
         <w:pStyle w:val="ListBullet"/>
-        <w:spacing w:after="60"/>
-        <w:ind w:left="360"/>
+        <w:spacing w:after="40"/>
+        <w:ind w:left="340"/>
       </w:pPr>
       <w:r>
-        <w:rPr>
-          <w:rFonts w:ascii="Yu Gothic" w:hAnsi="Yu Gothic" w:eastAsia="Yu Gothic"/>
-          <w:b w:val="0"/>
-          <w:sz w:val="20"/>
-        </w:rPr>
         <w:t>在庫・出荷管理担当者</w:t>
       </w:r>
     </w:p>
     <w:p>
       <w:pPr>
         <w:pStyle w:val="ListBullet"/>
-        <w:spacing w:after="60"/>
-        <w:ind w:left="360"/>
+        <w:spacing w:after="40"/>
+        <w:ind w:left="340"/>
       </w:pPr>
       <w:r>
-        <w:rPr>
-          <w:rFonts w:ascii="Yu Gothic" w:hAnsi="Yu Gothic" w:eastAsia="Yu Gothic"/>
-          <w:b w:val="0"/>
-          <w:sz w:val="20"/>
-        </w:rPr>
         <w:t>管理者</w:t>
       </w:r>
     </w:p>
@@ -487,90 +338,60 @@
     <w:p>
       <w:pPr>
         <w:pStyle w:val="ListBullet"/>
-        <w:spacing w:after="60"/>
-        <w:ind w:left="360"/>
+        <w:spacing w:after="40"/>
+        <w:ind w:left="340"/>
       </w:pPr>
       <w:r>
-        <w:rPr>
-          <w:rFonts w:ascii="Yu Gothic" w:hAnsi="Yu Gothic" w:eastAsia="Yu Gothic"/>
-          <w:b w:val="0"/>
-          <w:sz w:val="20"/>
-        </w:rPr>
         <w:t>進捗管理</w:t>
       </w:r>
     </w:p>
     <w:p>
       <w:pPr>
         <w:pStyle w:val="ListBullet"/>
-        <w:spacing w:after="60"/>
-        <w:ind w:left="360"/>
+        <w:spacing w:after="40"/>
+        <w:ind w:left="340"/>
       </w:pPr>
       <w:r>
-        <w:rPr>
-          <w:rFonts w:ascii="Yu Gothic" w:hAnsi="Yu Gothic" w:eastAsia="Yu Gothic"/>
-          <w:b w:val="0"/>
-          <w:sz w:val="20"/>
-        </w:rPr>
         <w:t>実績登録</w:t>
       </w:r>
     </w:p>
     <w:p>
       <w:pPr>
         <w:pStyle w:val="ListBullet"/>
-        <w:spacing w:after="60"/>
-        <w:ind w:left="360"/>
+        <w:spacing w:after="40"/>
+        <w:ind w:left="340"/>
       </w:pPr>
       <w:r>
-        <w:rPr>
-          <w:rFonts w:ascii="Yu Gothic" w:hAnsi="Yu Gothic" w:eastAsia="Yu Gothic"/>
-          <w:b w:val="0"/>
-          <w:sz w:val="20"/>
-        </w:rPr>
         <w:t>生産予定</w:t>
       </w:r>
     </w:p>
     <w:p>
       <w:pPr>
         <w:pStyle w:val="ListBullet"/>
-        <w:spacing w:after="60"/>
-        <w:ind w:left="360"/>
+        <w:spacing w:after="40"/>
+        <w:ind w:left="340"/>
       </w:pPr>
       <w:r>
-        <w:rPr>
-          <w:rFonts w:ascii="Yu Gothic" w:hAnsi="Yu Gothic" w:eastAsia="Yu Gothic"/>
-          <w:b w:val="0"/>
-          <w:sz w:val="20"/>
-        </w:rPr>
         <w:t>在庫マスタ</w:t>
       </w:r>
     </w:p>
     <w:p>
       <w:pPr>
         <w:pStyle w:val="ListBullet"/>
-        <w:spacing w:after="60"/>
-        <w:ind w:left="360"/>
+        <w:spacing w:after="40"/>
+        <w:ind w:left="340"/>
       </w:pPr>
       <w:r>
-        <w:rPr>
-          <w:rFonts w:ascii="Yu Gothic" w:hAnsi="Yu Gothic" w:eastAsia="Yu Gothic"/>
-          <w:b w:val="0"/>
-          <w:sz w:val="20"/>
-        </w:rPr>
         <w:t>注番管理（旧ロット管理）</w:t>
       </w:r>
     </w:p>
     <w:p>
       <w:pPr>
         <w:pStyle w:val="ListBullet"/>
-        <w:spacing w:after="60"/>
-        <w:ind w:left="360"/>
+        <w:spacing w:after="40"/>
+        <w:ind w:left="340"/>
       </w:pPr>
       <w:r>
-        <w:rPr>
-          <w:rFonts w:ascii="Yu Gothic" w:hAnsi="Yu Gothic" w:eastAsia="Yu Gothic"/>
-          <w:b w:val="0"/>
-          <w:sz w:val="20"/>
-        </w:rPr>
         <w:t>廃止対象機能（計量登録、計量表出力）</w:t>
       </w:r>
     </w:p>
@@ -585,165 +406,110 @@
     <w:p>
       <w:pPr>
         <w:pStyle w:val="ListBullet"/>
-        <w:spacing w:after="60"/>
-        <w:ind w:left="360"/>
+        <w:spacing w:after="40"/>
+        <w:ind w:left="340"/>
       </w:pPr>
       <w:r>
-        <w:rPr>
-          <w:rFonts w:ascii="Yu Gothic" w:hAnsi="Yu Gothic" w:eastAsia="Yu Gothic"/>
-          <w:b w:val="0"/>
-          <w:sz w:val="20"/>
-        </w:rPr>
         <w:t>注番は受注を管理する単位とする。</w:t>
       </w:r>
     </w:p>
     <w:p>
       <w:pPr>
         <w:pStyle w:val="ListBullet"/>
-        <w:spacing w:after="60"/>
-        <w:ind w:left="360"/>
+        <w:spacing w:after="40"/>
+        <w:ind w:left="340"/>
       </w:pPr>
       <w:r>
-        <w:rPr>
-          <w:rFonts w:ascii="Yu Gothic" w:hAnsi="Yu Gothic" w:eastAsia="Yu Gothic"/>
-          <w:b w:val="0"/>
-          <w:sz w:val="20"/>
-        </w:rPr>
         <w:t>ロットは製造工程で確定する。</w:t>
       </w:r>
     </w:p>
     <w:p>
       <w:pPr>
         <w:pStyle w:val="ListBullet"/>
-        <w:spacing w:after="60"/>
-        <w:ind w:left="360"/>
+        <w:spacing w:after="40"/>
+        <w:ind w:left="340"/>
       </w:pPr>
       <w:r>
-        <w:rPr>
-          <w:rFonts w:ascii="Yu Gothic" w:hAnsi="Yu Gothic" w:eastAsia="Yu Gothic"/>
-          <w:b w:val="0"/>
-          <w:sz w:val="20"/>
-        </w:rPr>
         <w:t>1つの注番から複数ロットが発生することを許可する。</w:t>
       </w:r>
     </w:p>
     <w:p>
       <w:pPr>
         <w:pStyle w:val="ListBullet"/>
-        <w:spacing w:after="60"/>
-        <w:ind w:left="360"/>
+        <w:spacing w:after="40"/>
+        <w:ind w:left="340"/>
       </w:pPr>
       <w:r>
-        <w:rPr>
-          <w:rFonts w:ascii="Yu Gothic" w:hAnsi="Yu Gothic" w:eastAsia="Yu Gothic"/>
-          <w:b w:val="0"/>
-          <w:sz w:val="20"/>
-        </w:rPr>
         <w:t>工程移動の対象は、生産数量のみとする。重量、参考値、単重からの換算値は工程移動の対象にしない。</w:t>
       </w:r>
     </w:p>
     <w:p>
       <w:pPr>
         <w:pStyle w:val="ListBullet"/>
-        <w:spacing w:after="60"/>
-        <w:ind w:left="360"/>
+        <w:spacing w:after="40"/>
+        <w:ind w:left="340"/>
       </w:pPr>
       <w:r>
-        <w:rPr>
-          <w:rFonts w:ascii="Yu Gothic" w:hAnsi="Yu Gothic" w:eastAsia="Yu Gothic"/>
-          <w:b w:val="0"/>
-          <w:sz w:val="20"/>
-        </w:rPr>
         <w:t>実績登録が完了した時点で、登録した生産数量を対象工程から次工程へ自動移動する。</w:t>
       </w:r>
     </w:p>
     <w:p>
       <w:pPr>
         <w:pStyle w:val="ListBullet"/>
-        <w:spacing w:after="60"/>
-        <w:ind w:left="360"/>
+        <w:spacing w:after="40"/>
+        <w:ind w:left="340"/>
       </w:pPr>
       <w:r>
-        <w:rPr>
-          <w:rFonts w:ascii="Yu Gothic" w:hAnsi="Yu Gothic" w:eastAsia="Yu Gothic"/>
-          <w:b w:val="0"/>
-          <w:sz w:val="20"/>
-        </w:rPr>
         <w:t>次工程へ移動した数量は次工程欄に表示し、元工程の数量は減算する。</w:t>
       </w:r>
     </w:p>
     <w:p>
       <w:pPr>
         <w:pStyle w:val="ListBullet"/>
-        <w:spacing w:after="60"/>
-        <w:ind w:left="360"/>
+        <w:spacing w:after="40"/>
+        <w:ind w:left="340"/>
       </w:pPr>
       <w:r>
-        <w:rPr>
-          <w:rFonts w:ascii="Yu Gothic" w:hAnsi="Yu Gothic" w:eastAsia="Yu Gothic"/>
-          <w:b w:val="0"/>
-          <w:sz w:val="20"/>
-        </w:rPr>
         <w:t>元工程の残数量が0になった場合、元工程欄は「-」を表示する。</w:t>
       </w:r>
     </w:p>
     <w:p>
       <w:pPr>
         <w:pStyle w:val="ListBullet"/>
-        <w:spacing w:after="60"/>
-        <w:ind w:left="360"/>
+        <w:spacing w:after="40"/>
+        <w:ind w:left="340"/>
       </w:pPr>
       <w:r>
-        <w:rPr>
-          <w:rFonts w:ascii="Yu Gothic" w:hAnsi="Yu Gothic" w:eastAsia="Yu Gothic"/>
-          <w:b w:val="0"/>
-          <w:sz w:val="20"/>
-        </w:rPr>
         <w:t>複数ロットがある場合、ロットごとに仕掛品を移動できるようにする。</w:t>
       </w:r>
     </w:p>
     <w:p>
       <w:pPr>
         <w:pStyle w:val="ListBullet"/>
-        <w:spacing w:after="60"/>
-        <w:ind w:left="360"/>
+        <w:spacing w:after="40"/>
+        <w:ind w:left="340"/>
       </w:pPr>
       <w:r>
-        <w:rPr>
-          <w:rFonts w:ascii="Yu Gothic" w:hAnsi="Yu Gothic" w:eastAsia="Yu Gothic"/>
-          <w:b w:val="0"/>
-          <w:sz w:val="20"/>
-        </w:rPr>
         <w:t>製造工程と洗浄工程は、運用上は「製造・洗浄」として一体管理できる前提とする。</w:t>
       </w:r>
     </w:p>
     <w:p>
       <w:pPr>
         <w:pStyle w:val="ListBullet"/>
-        <w:spacing w:after="60"/>
-        <w:ind w:left="360"/>
+        <w:spacing w:after="40"/>
+        <w:ind w:left="340"/>
       </w:pPr>
       <w:r>
-        <w:rPr>
-          <w:rFonts w:ascii="Yu Gothic" w:hAnsi="Yu Gothic" w:eastAsia="Yu Gothic"/>
-          <w:b w:val="0"/>
-          <w:sz w:val="20"/>
-        </w:rPr>
         <w:t>数量入力は進捗管理または実績登録で行い、計量登録画面での別入力は行わない。</w:t>
       </w:r>
     </w:p>
     <w:p>
       <w:pPr>
         <w:pStyle w:val="ListBullet"/>
-        <w:spacing w:after="60"/>
-        <w:ind w:left="360"/>
+        <w:spacing w:after="40"/>
+        <w:ind w:left="340"/>
       </w:pPr>
       <w:r>
-        <w:rPr>
-          <w:rFonts w:ascii="Yu Gothic" w:hAnsi="Yu Gothic" w:eastAsia="Yu Gothic"/>
-          <w:b w:val="0"/>
-          <w:sz w:val="20"/>
-        </w:rPr>
         <w:t>計量表出力は廃止し、必要な数量確認は進捗管理・実績登録・注番管理の情報を基準にする。</w:t>
       </w:r>
     </w:p>
@@ -766,195 +532,130 @@
     <w:p>
       <w:pPr>
         <w:pStyle w:val="ListBullet"/>
-        <w:spacing w:after="60"/>
-        <w:ind w:left="360"/>
+        <w:spacing w:after="40"/>
+        <w:ind w:left="340"/>
       </w:pPr>
       <w:r>
-        <w:rPr>
-          <w:rFonts w:ascii="Yu Gothic" w:hAnsi="Yu Gothic" w:eastAsia="Yu Gothic"/>
-          <w:b w:val="0"/>
-          <w:sz w:val="20"/>
-        </w:rPr>
         <w:t>進捗管理画面では、注番を起点に一覧表示する。</w:t>
       </w:r>
     </w:p>
     <w:p>
       <w:pPr>
         <w:pStyle w:val="ListBullet"/>
-        <w:spacing w:after="60"/>
-        <w:ind w:left="360"/>
+        <w:spacing w:after="40"/>
+        <w:ind w:left="340"/>
       </w:pPr>
       <w:r>
-        <w:rPr>
-          <w:rFonts w:ascii="Yu Gothic" w:hAnsi="Yu Gothic" w:eastAsia="Yu Gothic"/>
-          <w:b w:val="0"/>
-          <w:sz w:val="20"/>
-        </w:rPr>
         <w:t>表示項目は、注番、得意先、製品名、受注数量、納期、在庫数、引当数、残数、在庫差引数量、各工程の現在数量、合計を基本とする。</w:t>
       </w:r>
     </w:p>
     <w:p>
       <w:pPr>
         <w:pStyle w:val="ListBullet"/>
-        <w:spacing w:after="60"/>
-        <w:ind w:left="360"/>
+        <w:spacing w:after="40"/>
+        <w:ind w:left="340"/>
       </w:pPr>
       <w:r>
-        <w:rPr>
-          <w:rFonts w:ascii="Yu Gothic" w:hAnsi="Yu Gothic" w:eastAsia="Yu Gothic"/>
-          <w:b w:val="0"/>
-          <w:sz w:val="20"/>
-        </w:rPr>
         <w:t>納期は、従来の表示位置ではなく、受注数量の右側に表示する。</w:t>
       </w:r>
     </w:p>
     <w:p>
       <w:pPr>
         <w:pStyle w:val="ListBullet"/>
-        <w:spacing w:after="60"/>
-        <w:ind w:left="360"/>
+        <w:spacing w:after="40"/>
+        <w:ind w:left="340"/>
       </w:pPr>
       <w:r>
-        <w:rPr>
-          <w:rFonts w:ascii="Yu Gothic" w:hAnsi="Yu Gothic" w:eastAsia="Yu Gothic"/>
-          <w:b w:val="0"/>
-          <w:sz w:val="20"/>
-        </w:rPr>
         <w:t>ステータス表示は廃止し、在庫数、引当数、残数を表示する。</w:t>
       </w:r>
     </w:p>
     <w:p>
       <w:pPr>
         <w:pStyle w:val="ListBullet"/>
-        <w:spacing w:after="60"/>
-        <w:ind w:left="360"/>
+        <w:spacing w:after="40"/>
+        <w:ind w:left="340"/>
       </w:pPr>
       <w:r>
-        <w:rPr>
-          <w:rFonts w:ascii="Yu Gothic" w:hAnsi="Yu Gothic" w:eastAsia="Yu Gothic"/>
-          <w:b w:val="0"/>
-          <w:sz w:val="20"/>
-        </w:rPr>
         <w:t>在庫差引数量として、在庫合計から受注数を引いた数量を表示する。</w:t>
       </w:r>
     </w:p>
     <w:p>
       <w:pPr>
         <w:pStyle w:val="ListBullet"/>
-        <w:spacing w:after="60"/>
-        <w:ind w:left="360"/>
+        <w:spacing w:after="40"/>
+        <w:ind w:left="340"/>
       </w:pPr>
       <w:r>
-        <w:rPr>
-          <w:rFonts w:ascii="Yu Gothic" w:hAnsi="Yu Gothic" w:eastAsia="Yu Gothic"/>
-          <w:b w:val="0"/>
-          <w:sz w:val="20"/>
-        </w:rPr>
         <w:t>工程ごとの累計表示は行わない。</w:t>
       </w:r>
     </w:p>
     <w:p>
       <w:pPr>
         <w:pStyle w:val="ListBullet"/>
-        <w:spacing w:after="60"/>
-        <w:ind w:left="360"/>
+        <w:spacing w:after="40"/>
+        <w:ind w:left="340"/>
       </w:pPr>
       <w:r>
-        <w:rPr>
-          <w:rFonts w:ascii="Yu Gothic" w:hAnsi="Yu Gothic" w:eastAsia="Yu Gothic"/>
-          <w:b w:val="0"/>
-          <w:sz w:val="20"/>
-        </w:rPr>
         <w:t>梱包と工程進捗の間に合計欄を追加し、合計欄には全工程を対象にした現在数量の合計を表示する。</w:t>
       </w:r>
     </w:p>
     <w:p>
       <w:pPr>
         <w:pStyle w:val="ListBullet"/>
-        <w:spacing w:after="60"/>
-        <w:ind w:left="360"/>
+        <w:spacing w:after="40"/>
+        <w:ind w:left="340"/>
       </w:pPr>
       <w:r>
-        <w:rPr>
-          <w:rFonts w:ascii="Yu Gothic" w:hAnsi="Yu Gothic" w:eastAsia="Yu Gothic"/>
-          <w:b w:val="0"/>
-          <w:sz w:val="20"/>
-        </w:rPr>
         <w:t>移動済みの数量は次工程に表示し、元工程は「-」を表示する。</w:t>
       </w:r>
     </w:p>
     <w:p>
       <w:pPr>
         <w:pStyle w:val="ListBullet"/>
-        <w:spacing w:after="60"/>
-        <w:ind w:left="360"/>
+        <w:spacing w:after="40"/>
+        <w:ind w:left="340"/>
       </w:pPr>
       <w:r>
-        <w:rPr>
-          <w:rFonts w:ascii="Yu Gothic" w:hAnsi="Yu Gothic" w:eastAsia="Yu Gothic"/>
-          <w:b w:val="0"/>
-          <w:sz w:val="20"/>
-        </w:rPr>
         <w:t>数値は進捗管理画面上で編集できるようにする。ただし、注番・ロット・工程の整合性を崩さないようにする。</w:t>
       </w:r>
     </w:p>
     <w:p>
       <w:pPr>
         <w:pStyle w:val="ListBullet"/>
-        <w:spacing w:after="60"/>
-        <w:ind w:left="360"/>
+        <w:spacing w:after="40"/>
+        <w:ind w:left="340"/>
       </w:pPr>
       <w:r>
-        <w:rPr>
-          <w:rFonts w:ascii="Yu Gothic" w:hAnsi="Yu Gothic" w:eastAsia="Yu Gothic"/>
-          <w:b w:val="0"/>
-          <w:sz w:val="20"/>
-        </w:rPr>
         <w:t>進捗管理画面で直接編集された数量は、可能な限り現在使用している履歴テーブルに残す。</w:t>
       </w:r>
     </w:p>
     <w:p>
       <w:pPr>
         <w:pStyle w:val="ListBullet"/>
-        <w:spacing w:after="60"/>
-        <w:ind w:left="360"/>
+        <w:spacing w:after="40"/>
+        <w:ind w:left="340"/>
       </w:pPr>
       <w:r>
-        <w:rPr>
-          <w:rFonts w:ascii="Yu Gothic" w:hAnsi="Yu Gothic" w:eastAsia="Yu Gothic"/>
-          <w:b w:val="0"/>
-          <w:sz w:val="20"/>
-        </w:rPr>
         <w:t>既存の履歴テーブルで記録項目が不足する場合のみ、差分理由、編集前数量、編集後数量、編集者、編集日時などの最小項目追加を検討する。</w:t>
       </w:r>
     </w:p>
     <w:p>
       <w:pPr>
         <w:pStyle w:val="ListBullet"/>
-        <w:spacing w:after="60"/>
-        <w:ind w:left="360"/>
+        <w:spacing w:after="40"/>
+        <w:ind w:left="340"/>
       </w:pPr>
       <w:r>
-        <w:rPr>
-          <w:rFonts w:ascii="Yu Gothic" w:hAnsi="Yu Gothic" w:eastAsia="Yu Gothic"/>
-          <w:b w:val="0"/>
-          <w:sz w:val="20"/>
-        </w:rPr>
         <w:t>検索対象には、注番、得意先、製品名、製品コード、ロットNoを含める。</w:t>
       </w:r>
     </w:p>
     <w:p>
       <w:pPr>
         <w:pStyle w:val="ListBullet"/>
-        <w:spacing w:after="60"/>
-        <w:ind w:left="360"/>
+        <w:spacing w:after="40"/>
+        <w:ind w:left="340"/>
       </w:pPr>
       <w:r>
-        <w:rPr>
-          <w:rFonts w:ascii="Yu Gothic" w:hAnsi="Yu Gothic" w:eastAsia="Yu Gothic"/>
-          <w:b w:val="0"/>
-          <w:sz w:val="20"/>
-        </w:rPr>
         <w:t>実績登録から進捗管理へ戻った際は、登録した実績を反映した最新状態に更新する。</w:t>
       </w:r>
     </w:p>
@@ -969,120 +670,80 @@
     <w:p>
       <w:pPr>
         <w:pStyle w:val="ListBullet"/>
-        <w:spacing w:after="60"/>
-        <w:ind w:left="360"/>
+        <w:spacing w:after="40"/>
+        <w:ind w:left="340"/>
       </w:pPr>
       <w:r>
-        <w:rPr>
-          <w:rFonts w:ascii="Yu Gothic" w:hAnsi="Yu Gothic" w:eastAsia="Yu Gothic"/>
-          <w:b w:val="0"/>
-          <w:sz w:val="20"/>
-        </w:rPr>
         <w:t>製造実績で登録する項目は、数量とロットを基本とする。</w:t>
       </w:r>
     </w:p>
     <w:p>
       <w:pPr>
         <w:pStyle w:val="ListBullet"/>
-        <w:spacing w:after="60"/>
-        <w:ind w:left="360"/>
+        <w:spacing w:after="40"/>
+        <w:ind w:left="340"/>
       </w:pPr>
       <w:r>
-        <w:rPr>
-          <w:rFonts w:ascii="Yu Gothic" w:hAnsi="Yu Gothic" w:eastAsia="Yu Gothic"/>
-          <w:b w:val="0"/>
-          <w:sz w:val="20"/>
-        </w:rPr>
         <w:t>実績登録は納期と紐づけて行えるようにする。</w:t>
       </w:r>
     </w:p>
     <w:p>
       <w:pPr>
         <w:pStyle w:val="ListBullet"/>
-        <w:spacing w:after="60"/>
-        <w:ind w:left="360"/>
+        <w:spacing w:after="40"/>
+        <w:ind w:left="340"/>
       </w:pPr>
       <w:r>
-        <w:rPr>
-          <w:rFonts w:ascii="Yu Gothic" w:hAnsi="Yu Gothic" w:eastAsia="Yu Gothic"/>
-          <w:b w:val="0"/>
-          <w:sz w:val="20"/>
-        </w:rPr>
         <w:t>進捗管理画面の納期をクリックすると、対象注番・対象納期の実績登録画面へ遷移する。</w:t>
       </w:r>
     </w:p>
     <w:p>
       <w:pPr>
         <w:pStyle w:val="ListBullet"/>
-        <w:spacing w:after="60"/>
-        <w:ind w:left="360"/>
+        <w:spacing w:after="40"/>
+        <w:ind w:left="340"/>
       </w:pPr>
       <w:r>
-        <w:rPr>
-          <w:rFonts w:ascii="Yu Gothic" w:hAnsi="Yu Gothic" w:eastAsia="Yu Gothic"/>
-          <w:b w:val="0"/>
-          <w:sz w:val="20"/>
-        </w:rPr>
         <w:t>実績登録完了後は、進捗管理画面へ戻る。</w:t>
       </w:r>
     </w:p>
     <w:p>
       <w:pPr>
         <w:pStyle w:val="ListBullet"/>
-        <w:spacing w:after="60"/>
-        <w:ind w:left="360"/>
+        <w:spacing w:after="40"/>
+        <w:ind w:left="340"/>
       </w:pPr>
       <w:r>
-        <w:rPr>
-          <w:rFonts w:ascii="Yu Gothic" w:hAnsi="Yu Gothic" w:eastAsia="Yu Gothic"/>
-          <w:b w:val="0"/>
-          <w:sz w:val="20"/>
-        </w:rPr>
         <w:t>登録完了時には、登録した生産数量だけを対象工程から次工程へ自動移動する。</w:t>
       </w:r>
     </w:p>
     <w:p>
       <w:pPr>
         <w:pStyle w:val="ListBullet"/>
-        <w:spacing w:after="60"/>
-        <w:ind w:left="360"/>
+        <w:spacing w:after="40"/>
+        <w:ind w:left="340"/>
       </w:pPr>
       <w:r>
-        <w:rPr>
-          <w:rFonts w:ascii="Yu Gothic" w:hAnsi="Yu Gothic" w:eastAsia="Yu Gothic"/>
-          <w:b w:val="0"/>
-          <w:sz w:val="20"/>
-        </w:rPr>
         <w:t>数量以外の情報は工程移動の数量計算には使用しない。</w:t>
       </w:r>
     </w:p>
     <w:p>
       <w:pPr>
         <w:pStyle w:val="ListBullet"/>
-        <w:spacing w:after="60"/>
-        <w:ind w:left="360"/>
+        <w:spacing w:after="40"/>
+        <w:ind w:left="340"/>
       </w:pPr>
       <w:r>
-        <w:rPr>
-          <w:rFonts w:ascii="Yu Gothic" w:hAnsi="Yu Gothic" w:eastAsia="Yu Gothic"/>
-          <w:b w:val="0"/>
-          <w:sz w:val="20"/>
-        </w:rPr>
         <w:t>実績登録画面にも部署選択プルダウンを配置する。</w:t>
       </w:r>
     </w:p>
     <w:p>
       <w:pPr>
         <w:pStyle w:val="ListBullet"/>
-        <w:spacing w:after="60"/>
-        <w:ind w:left="360"/>
+        <w:spacing w:after="40"/>
+        <w:ind w:left="340"/>
       </w:pPr>
       <w:r>
-        <w:rPr>
-          <w:rFonts w:ascii="Yu Gothic" w:hAnsi="Yu Gothic" w:eastAsia="Yu Gothic"/>
-          <w:b w:val="0"/>
-          <w:sz w:val="20"/>
-        </w:rPr>
         <w:t>部署プルダウンで選択した部署に応じて、実績登録画面の「デイリー予定の製品を選択」に表示する生産予定を切り替える。</w:t>
       </w:r>
     </w:p>
@@ -1097,45 +758,30 @@
     <w:p>
       <w:pPr>
         <w:pStyle w:val="ListBullet"/>
-        <w:spacing w:after="60"/>
-        <w:ind w:left="360"/>
+        <w:spacing w:after="40"/>
+        <w:ind w:left="340"/>
       </w:pPr>
       <w:r>
-        <w:rPr>
-          <w:rFonts w:ascii="Yu Gothic" w:hAnsi="Yu Gothic" w:eastAsia="Yu Gothic"/>
-          <w:b w:val="0"/>
-          <w:sz w:val="20"/>
-        </w:rPr>
         <w:t>在庫マスタに得意先項目を追加する。</w:t>
       </w:r>
     </w:p>
     <w:p>
       <w:pPr>
         <w:pStyle w:val="ListBullet"/>
-        <w:spacing w:after="60"/>
-        <w:ind w:left="360"/>
+        <w:spacing w:after="40"/>
+        <w:ind w:left="340"/>
       </w:pPr>
       <w:r>
-        <w:rPr>
-          <w:rFonts w:ascii="Yu Gothic" w:hAnsi="Yu Gothic" w:eastAsia="Yu Gothic"/>
-          <w:b w:val="0"/>
-          <w:sz w:val="20"/>
-        </w:rPr>
         <w:t>在庫は製品、ロット、得意先の観点で確認できるようにする。</w:t>
       </w:r>
     </w:p>
     <w:p>
       <w:pPr>
         <w:pStyle w:val="ListBullet"/>
-        <w:spacing w:after="60"/>
-        <w:ind w:left="360"/>
+        <w:spacing w:after="40"/>
+        <w:ind w:left="340"/>
       </w:pPr>
       <w:r>
-        <w:rPr>
-          <w:rFonts w:ascii="Yu Gothic" w:hAnsi="Yu Gothic" w:eastAsia="Yu Gothic"/>
-          <w:b w:val="0"/>
-          <w:sz w:val="20"/>
-        </w:rPr>
         <w:t>進捗管理画面では、対象注番に関係する在庫合計、引当数、残数、在庫差引数量を表示できるようにする。</w:t>
       </w:r>
     </w:p>
@@ -1150,90 +796,60 @@
     <w:p>
       <w:pPr>
         <w:pStyle w:val="ListBullet"/>
-        <w:spacing w:after="60"/>
-        <w:ind w:left="360"/>
+        <w:spacing w:after="40"/>
+        <w:ind w:left="340"/>
       </w:pPr>
       <w:r>
-        <w:rPr>
-          <w:rFonts w:ascii="Yu Gothic" w:hAnsi="Yu Gothic" w:eastAsia="Yu Gothic"/>
-          <w:b w:val="0"/>
-          <w:sz w:val="20"/>
-        </w:rPr>
         <w:t>旧ロット管理画面は、注番管理へ名称変更する。</w:t>
       </w:r>
     </w:p>
     <w:p>
       <w:pPr>
         <w:pStyle w:val="ListBullet"/>
-        <w:spacing w:after="60"/>
-        <w:ind w:left="360"/>
+        <w:spacing w:after="40"/>
+        <w:ind w:left="340"/>
       </w:pPr>
       <w:r>
-        <w:rPr>
-          <w:rFonts w:ascii="Yu Gothic" w:hAnsi="Yu Gothic" w:eastAsia="Yu Gothic"/>
-          <w:b w:val="0"/>
-          <w:sz w:val="20"/>
-        </w:rPr>
         <w:t>注番管理では、注番を中心に、関連ロット、工程間移動、在庫、出荷履歴を確認できるようにする。</w:t>
       </w:r>
     </w:p>
     <w:p>
       <w:pPr>
         <w:pStyle w:val="ListBullet"/>
-        <w:spacing w:after="60"/>
-        <w:ind w:left="360"/>
+        <w:spacing w:after="40"/>
+        <w:ind w:left="340"/>
       </w:pPr>
       <w:r>
-        <w:rPr>
-          <w:rFonts w:ascii="Yu Gothic" w:hAnsi="Yu Gothic" w:eastAsia="Yu Gothic"/>
-          <w:b w:val="0"/>
-          <w:sz w:val="20"/>
-        </w:rPr>
         <w:t>ロット単位の動きは、注番管理の詳細機能として扱う。</w:t>
       </w:r>
     </w:p>
     <w:p>
       <w:pPr>
         <w:pStyle w:val="ListBullet"/>
-        <w:spacing w:after="60"/>
-        <w:ind w:left="360"/>
+        <w:spacing w:after="40"/>
+        <w:ind w:left="340"/>
       </w:pPr>
       <w:r>
-        <w:rPr>
-          <w:rFonts w:ascii="Yu Gothic" w:hAnsi="Yu Gothic" w:eastAsia="Yu Gothic"/>
-          <w:b w:val="0"/>
-          <w:sz w:val="20"/>
-        </w:rPr>
         <w:t>ロット移動履歴は進捗管理ではなく、注番管理内のロット詳細で確認・管理する。</w:t>
       </w:r>
     </w:p>
     <w:p>
       <w:pPr>
         <w:pStyle w:val="ListBullet"/>
-        <w:spacing w:after="60"/>
-        <w:ind w:left="360"/>
+        <w:spacing w:after="40"/>
+        <w:ind w:left="340"/>
       </w:pPr>
       <w:r>
-        <w:rPr>
-          <w:rFonts w:ascii="Yu Gothic" w:hAnsi="Yu Gothic" w:eastAsia="Yu Gothic"/>
-          <w:b w:val="0"/>
-          <w:sz w:val="20"/>
-        </w:rPr>
         <w:t>ロット詳細では、対象ロットがいつ、どの工程からどの工程へ、どれだけ移動したかを時系列で確認できるようにする。</w:t>
       </w:r>
     </w:p>
     <w:p>
       <w:pPr>
         <w:pStyle w:val="ListBullet"/>
-        <w:spacing w:after="60"/>
-        <w:ind w:left="360"/>
+        <w:spacing w:after="40"/>
+        <w:ind w:left="340"/>
       </w:pPr>
       <w:r>
-        <w:rPr>
-          <w:rFonts w:ascii="Yu Gothic" w:hAnsi="Yu Gothic" w:eastAsia="Yu Gothic"/>
-          <w:b w:val="0"/>
-          <w:sz w:val="20"/>
-        </w:rPr>
         <w:t>削除済みロットは削除済み一覧で管理し、管理者が画面から任意に完全削除できるようにする。</w:t>
       </w:r>
     </w:p>
@@ -1248,106 +864,71 @@
     <w:p>
       <w:pPr>
         <w:pStyle w:val="ListBullet"/>
-        <w:spacing w:after="60"/>
-        <w:ind w:left="360"/>
+        <w:spacing w:after="40"/>
+        <w:ind w:left="340"/>
       </w:pPr>
       <w:r>
-        <w:rPr>
-          <w:rFonts w:ascii="Yu Gothic" w:hAnsi="Yu Gothic" w:eastAsia="Yu Gothic"/>
-          <w:b w:val="0"/>
-          <w:sz w:val="20"/>
-        </w:rPr>
         <w:t>生産予定画面に部署別表示を追加する。</w:t>
       </w:r>
     </w:p>
     <w:p>
       <w:pPr>
         <w:pStyle w:val="ListBullet"/>
-        <w:spacing w:after="60"/>
-        <w:ind w:left="360"/>
+        <w:spacing w:after="40"/>
+        <w:ind w:left="340"/>
       </w:pPr>
       <w:r>
-        <w:rPr>
-          <w:rFonts w:ascii="Yu Gothic" w:hAnsi="Yu Gothic" w:eastAsia="Yu Gothic"/>
-          <w:b w:val="0"/>
-          <w:sz w:val="20"/>
-        </w:rPr>
         <w:t>対象部署は「製造G」「品質管理G」「梱包出荷G」とする。</w:t>
       </w:r>
     </w:p>
     <w:p>
       <w:pPr>
         <w:pStyle w:val="ListBullet"/>
-        <w:spacing w:after="60"/>
-        <w:ind w:left="360"/>
+        <w:spacing w:after="40"/>
+        <w:ind w:left="340"/>
       </w:pPr>
       <w:r>
-        <w:rPr>
-          <w:rFonts w:ascii="Yu Gothic" w:hAnsi="Yu Gothic" w:eastAsia="Yu Gothic"/>
-          <w:b w:val="0"/>
-          <w:sz w:val="20"/>
-        </w:rPr>
         <w:t>生産予定画面に部署選択プルダウンを配置し、選択された部署に応じて表示内容を切り替える。</w:t>
       </w:r>
     </w:p>
     <w:p>
       <w:pPr>
         <w:pStyle w:val="ListBullet"/>
-        <w:spacing w:after="60"/>
-        <w:ind w:left="360"/>
+        <w:spacing w:after="40"/>
+        <w:ind w:left="340"/>
       </w:pPr>
       <w:r>
-        <w:rPr>
-          <w:rFonts w:ascii="Yu Gothic" w:hAnsi="Yu Gothic" w:eastAsia="Yu Gothic"/>
-          <w:b w:val="0"/>
-          <w:sz w:val="20"/>
-        </w:rPr>
         <w:t>現行の製造G向け表示は維持しつつ、品質管理G・梱包出荷G向けの表示にも対応できるようにする。</w:t>
       </w:r>
     </w:p>
     <w:p>
       <w:pPr>
         <w:pStyle w:val="ListBullet"/>
-        <w:spacing w:after="60"/>
-        <w:ind w:left="360"/>
+        <w:spacing w:after="40"/>
+        <w:ind w:left="340"/>
       </w:pPr>
       <w:r>
-        <w:rPr>
-          <w:rFonts w:ascii="Yu Gothic" w:hAnsi="Yu Gothic" w:eastAsia="Yu Gothic"/>
-          <w:b w:val="0"/>
-          <w:sz w:val="20"/>
-        </w:rPr>
         <w:t>各部署の表示項目は、注番、取引先名、製品名、ロット、数量、完了数、完了日、納期の順を基本とする。</w:t>
       </w:r>
     </w:p>
     <w:p>
       <w:pPr>
         <w:pStyle w:val="ListBullet"/>
-        <w:spacing w:after="60"/>
-        <w:ind w:left="360"/>
+        <w:spacing w:after="40"/>
+        <w:ind w:left="340"/>
       </w:pPr>
       <w:r>
-        <w:rPr>
-          <w:rFonts w:ascii="Yu Gothic" w:hAnsi="Yu Gothic" w:eastAsia="Yu Gothic"/>
-          <w:b w:val="0"/>
-          <w:sz w:val="20"/>
-        </w:rPr>
         <w:t>実績登録画面の「デイリー予定の製品を選択」でも、生産予定の部署別データと連動して対象製品を選択できるようにする。</w:t>
       </w:r>
     </w:p>
     <w:p>
       <w:pPr>
         <w:pStyle w:val="ListBullet"/>
-        <w:spacing w:after="60"/>
-        <w:ind w:left="360"/>
+        <w:spacing w:after="40"/>
+        <w:ind w:left="340"/>
       </w:pPr>
       <w:r>
-        <w:rPr>
-          <w:rFonts w:ascii="Yu Gothic" w:hAnsi="Yu Gothic" w:eastAsia="Yu Gothic"/>
-          <w:b w:val="0"/>
-          <w:sz w:val="20"/>
-        </w:rPr>
-        <w:t>実績登録との連動方法は、部署・日付・注番・工程の関係を崩さない設計とする。</w:t>
+        <w:t>実績登録との連動方法は、部署の選択状態を基準にし、部署のみで生産予定を絞り込む設計とする。</w:t>
       </w:r>
     </w:p>
     <w:p>
@@ -1361,75 +942,50 @@
     <w:p>
       <w:pPr>
         <w:pStyle w:val="ListBullet"/>
-        <w:spacing w:after="60"/>
-        <w:ind w:left="360"/>
+        <w:spacing w:after="40"/>
+        <w:ind w:left="340"/>
       </w:pPr>
       <w:r>
-        <w:rPr>
-          <w:rFonts w:ascii="Yu Gothic" w:hAnsi="Yu Gothic" w:eastAsia="Yu Gothic"/>
-          <w:b w:val="0"/>
-          <w:sz w:val="20"/>
-        </w:rPr>
         <w:t>計量登録画面は廃止する。</w:t>
       </w:r>
     </w:p>
     <w:p>
       <w:pPr>
         <w:pStyle w:val="ListBullet"/>
-        <w:spacing w:after="60"/>
-        <w:ind w:left="360"/>
+        <w:spacing w:after="40"/>
+        <w:ind w:left="340"/>
       </w:pPr>
       <w:r>
-        <w:rPr>
-          <w:rFonts w:ascii="Yu Gothic" w:hAnsi="Yu Gothic" w:eastAsia="Yu Gothic"/>
-          <w:b w:val="0"/>
-          <w:sz w:val="20"/>
-        </w:rPr>
         <w:t>計量表出力機能は廃止する。</w:t>
       </w:r>
     </w:p>
     <w:p>
       <w:pPr>
         <w:pStyle w:val="ListBullet"/>
-        <w:spacing w:after="60"/>
-        <w:ind w:left="360"/>
+        <w:spacing w:after="40"/>
+        <w:ind w:left="340"/>
       </w:pPr>
       <w:r>
-        <w:rPr>
-          <w:rFonts w:ascii="Yu Gothic" w:hAnsi="Yu Gothic" w:eastAsia="Yu Gothic"/>
-          <w:b w:val="0"/>
-          <w:sz w:val="20"/>
-        </w:rPr>
         <w:t>廃止理由は、進捗管理または実績登録画面で数量を直接入力する運用に変更するためである。</w:t>
       </w:r>
     </w:p>
     <w:p>
       <w:pPr>
         <w:pStyle w:val="ListBullet"/>
-        <w:spacing w:after="60"/>
-        <w:ind w:left="360"/>
+        <w:spacing w:after="40"/>
+        <w:ind w:left="340"/>
       </w:pPr>
       <w:r>
-        <w:rPr>
-          <w:rFonts w:ascii="Yu Gothic" w:hAnsi="Yu Gothic" w:eastAsia="Yu Gothic"/>
-          <w:b w:val="0"/>
-          <w:sz w:val="20"/>
-        </w:rPr>
         <w:t>計量専用の別入力画面、計量表専用の出力画面は使用しない。</w:t>
       </w:r>
     </w:p>
     <w:p>
       <w:pPr>
         <w:pStyle w:val="ListBullet"/>
-        <w:spacing w:after="60"/>
-        <w:ind w:left="360"/>
+        <w:spacing w:after="40"/>
+        <w:ind w:left="340"/>
       </w:pPr>
       <w:r>
-        <w:rPr>
-          <w:rFonts w:ascii="Yu Gothic" w:hAnsi="Yu Gothic" w:eastAsia="Yu Gothic"/>
-          <w:b w:val="0"/>
-          <w:sz w:val="20"/>
-        </w:rPr>
         <w:t>既存データの参照や履歴確認が必要な場合は、注番管理または実績登録履歴で確認できるようにする。</w:t>
       </w:r>
     </w:p>
@@ -1444,270 +1000,180 @@
     <w:p>
       <w:pPr>
         <w:pStyle w:val="ListBullet"/>
-        <w:spacing w:after="60"/>
-        <w:ind w:left="360"/>
+        <w:spacing w:after="40"/>
+        <w:ind w:left="340"/>
       </w:pPr>
       <w:r>
-        <w:rPr>
-          <w:rFonts w:ascii="Yu Gothic" w:hAnsi="Yu Gothic" w:eastAsia="Yu Gothic"/>
-          <w:b w:val="0"/>
-          <w:sz w:val="20"/>
-        </w:rPr>
         <w:t>注番</w:t>
       </w:r>
     </w:p>
     <w:p>
       <w:pPr>
         <w:pStyle w:val="ListBullet"/>
-        <w:spacing w:after="60"/>
-        <w:ind w:left="360"/>
+        <w:spacing w:after="40"/>
+        <w:ind w:left="340"/>
       </w:pPr>
       <w:r>
-        <w:rPr>
-          <w:rFonts w:ascii="Yu Gothic" w:hAnsi="Yu Gothic" w:eastAsia="Yu Gothic"/>
-          <w:b w:val="0"/>
-          <w:sz w:val="20"/>
-        </w:rPr>
         <w:t>得意先</w:t>
       </w:r>
     </w:p>
     <w:p>
       <w:pPr>
         <w:pStyle w:val="ListBullet"/>
-        <w:spacing w:after="60"/>
-        <w:ind w:left="360"/>
+        <w:spacing w:after="40"/>
+        <w:ind w:left="340"/>
       </w:pPr>
       <w:r>
-        <w:rPr>
-          <w:rFonts w:ascii="Yu Gothic" w:hAnsi="Yu Gothic" w:eastAsia="Yu Gothic"/>
-          <w:b w:val="0"/>
-          <w:sz w:val="20"/>
-        </w:rPr>
         <w:t>製品名</w:t>
       </w:r>
     </w:p>
     <w:p>
       <w:pPr>
         <w:pStyle w:val="ListBullet"/>
-        <w:spacing w:after="60"/>
-        <w:ind w:left="360"/>
+        <w:spacing w:after="40"/>
+        <w:ind w:left="340"/>
       </w:pPr>
       <w:r>
-        <w:rPr>
-          <w:rFonts w:ascii="Yu Gothic" w:hAnsi="Yu Gothic" w:eastAsia="Yu Gothic"/>
-          <w:b w:val="0"/>
-          <w:sz w:val="20"/>
-        </w:rPr>
         <w:t>納期</w:t>
       </w:r>
     </w:p>
     <w:p>
       <w:pPr>
         <w:pStyle w:val="ListBullet"/>
-        <w:spacing w:after="60"/>
-        <w:ind w:left="360"/>
+        <w:spacing w:after="40"/>
+        <w:ind w:left="340"/>
       </w:pPr>
       <w:r>
-        <w:rPr>
-          <w:rFonts w:ascii="Yu Gothic" w:hAnsi="Yu Gothic" w:eastAsia="Yu Gothic"/>
-          <w:b w:val="0"/>
-          <w:sz w:val="20"/>
-        </w:rPr>
         <w:t>受注数量</w:t>
       </w:r>
     </w:p>
     <w:p>
       <w:pPr>
         <w:pStyle w:val="ListBullet"/>
-        <w:spacing w:after="60"/>
-        <w:ind w:left="360"/>
+        <w:spacing w:after="40"/>
+        <w:ind w:left="340"/>
       </w:pPr>
       <w:r>
-        <w:rPr>
-          <w:rFonts w:ascii="Yu Gothic" w:hAnsi="Yu Gothic" w:eastAsia="Yu Gothic"/>
-          <w:b w:val="0"/>
-          <w:sz w:val="20"/>
-        </w:rPr>
         <w:t>ロットNo</w:t>
       </w:r>
     </w:p>
     <w:p>
       <w:pPr>
         <w:pStyle w:val="ListBullet"/>
-        <w:spacing w:after="60"/>
-        <w:ind w:left="360"/>
+        <w:spacing w:after="40"/>
+        <w:ind w:left="340"/>
       </w:pPr>
       <w:r>
-        <w:rPr>
-          <w:rFonts w:ascii="Yu Gothic" w:hAnsi="Yu Gothic" w:eastAsia="Yu Gothic"/>
-          <w:b w:val="0"/>
-          <w:sz w:val="20"/>
-        </w:rPr>
         <w:t>ロット別数量</w:t>
       </w:r>
     </w:p>
     <w:p>
       <w:pPr>
         <w:pStyle w:val="ListBullet"/>
-        <w:spacing w:after="60"/>
-        <w:ind w:left="360"/>
+        <w:spacing w:after="40"/>
+        <w:ind w:left="340"/>
       </w:pPr>
       <w:r>
-        <w:rPr>
-          <w:rFonts w:ascii="Yu Gothic" w:hAnsi="Yu Gothic" w:eastAsia="Yu Gothic"/>
-          <w:b w:val="0"/>
-          <w:sz w:val="20"/>
-        </w:rPr>
         <w:t>現在工程</w:t>
       </w:r>
     </w:p>
     <w:p>
       <w:pPr>
         <w:pStyle w:val="ListBullet"/>
-        <w:spacing w:after="60"/>
-        <w:ind w:left="360"/>
+        <w:spacing w:after="40"/>
+        <w:ind w:left="340"/>
       </w:pPr>
       <w:r>
-        <w:rPr>
-          <w:rFonts w:ascii="Yu Gothic" w:hAnsi="Yu Gothic" w:eastAsia="Yu Gothic"/>
-          <w:b w:val="0"/>
-          <w:sz w:val="20"/>
-        </w:rPr>
         <w:t>工程別現在数量</w:t>
       </w:r>
     </w:p>
     <w:p>
       <w:pPr>
         <w:pStyle w:val="ListBullet"/>
-        <w:spacing w:after="60"/>
-        <w:ind w:left="360"/>
+        <w:spacing w:after="40"/>
+        <w:ind w:left="340"/>
       </w:pPr>
       <w:r>
-        <w:rPr>
-          <w:rFonts w:ascii="Yu Gothic" w:hAnsi="Yu Gothic" w:eastAsia="Yu Gothic"/>
-          <w:b w:val="0"/>
-          <w:sz w:val="20"/>
-        </w:rPr>
         <w:t>在庫数</w:t>
       </w:r>
     </w:p>
     <w:p>
       <w:pPr>
         <w:pStyle w:val="ListBullet"/>
-        <w:spacing w:after="60"/>
-        <w:ind w:left="360"/>
+        <w:spacing w:after="40"/>
+        <w:ind w:left="340"/>
       </w:pPr>
       <w:r>
-        <w:rPr>
-          <w:rFonts w:ascii="Yu Gothic" w:hAnsi="Yu Gothic" w:eastAsia="Yu Gothic"/>
-          <w:b w:val="0"/>
-          <w:sz w:val="20"/>
-        </w:rPr>
         <w:t>引当数</w:t>
       </w:r>
     </w:p>
     <w:p>
       <w:pPr>
         <w:pStyle w:val="ListBullet"/>
-        <w:spacing w:after="60"/>
-        <w:ind w:left="360"/>
+        <w:spacing w:after="40"/>
+        <w:ind w:left="340"/>
       </w:pPr>
       <w:r>
-        <w:rPr>
-          <w:rFonts w:ascii="Yu Gothic" w:hAnsi="Yu Gothic" w:eastAsia="Yu Gothic"/>
-          <w:b w:val="0"/>
-          <w:sz w:val="20"/>
-        </w:rPr>
         <w:t>残数</w:t>
       </w:r>
     </w:p>
     <w:p>
       <w:pPr>
         <w:pStyle w:val="ListBullet"/>
-        <w:spacing w:after="60"/>
-        <w:ind w:left="360"/>
+        <w:spacing w:after="40"/>
+        <w:ind w:left="340"/>
       </w:pPr>
       <w:r>
-        <w:rPr>
-          <w:rFonts w:ascii="Yu Gothic" w:hAnsi="Yu Gothic" w:eastAsia="Yu Gothic"/>
-          <w:b w:val="0"/>
-          <w:sz w:val="20"/>
-        </w:rPr>
         <w:t>在庫差引数量</w:t>
       </w:r>
     </w:p>
     <w:p>
       <w:pPr>
         <w:pStyle w:val="ListBullet"/>
-        <w:spacing w:after="60"/>
-        <w:ind w:left="360"/>
+        <w:spacing w:after="40"/>
+        <w:ind w:left="340"/>
       </w:pPr>
       <w:r>
-        <w:rPr>
-          <w:rFonts w:ascii="Yu Gothic" w:hAnsi="Yu Gothic" w:eastAsia="Yu Gothic"/>
-          <w:b w:val="0"/>
-          <w:sz w:val="20"/>
-        </w:rPr>
         <w:t>部署</w:t>
       </w:r>
     </w:p>
     <w:p>
       <w:pPr>
         <w:pStyle w:val="ListBullet"/>
-        <w:spacing w:after="60"/>
-        <w:ind w:left="360"/>
+        <w:spacing w:after="40"/>
+        <w:ind w:left="340"/>
       </w:pPr>
       <w:r>
-        <w:rPr>
-          <w:rFonts w:ascii="Yu Gothic" w:hAnsi="Yu Gothic" w:eastAsia="Yu Gothic"/>
-          <w:b w:val="0"/>
-          <w:sz w:val="20"/>
-        </w:rPr>
         <w:t>部署別生産予定</w:t>
       </w:r>
     </w:p>
     <w:p>
       <w:pPr>
         <w:pStyle w:val="ListBullet"/>
-        <w:spacing w:after="60"/>
-        <w:ind w:left="360"/>
+        <w:spacing w:after="40"/>
+        <w:ind w:left="340"/>
       </w:pPr>
       <w:r>
-        <w:rPr>
-          <w:rFonts w:ascii="Yu Gothic" w:hAnsi="Yu Gothic" w:eastAsia="Yu Gothic"/>
-          <w:b w:val="0"/>
-          <w:sz w:val="20"/>
-        </w:rPr>
         <w:t>工程移動履歴</w:t>
       </w:r>
     </w:p>
     <w:p>
       <w:pPr>
         <w:pStyle w:val="ListBullet"/>
-        <w:spacing w:after="60"/>
-        <w:ind w:left="360"/>
+        <w:spacing w:after="40"/>
+        <w:ind w:left="340"/>
       </w:pPr>
       <w:r>
-        <w:rPr>
-          <w:rFonts w:ascii="Yu Gothic" w:hAnsi="Yu Gothic" w:eastAsia="Yu Gothic"/>
-          <w:b w:val="0"/>
-          <w:sz w:val="20"/>
-        </w:rPr>
         <w:t>実績登録履歴</w:t>
       </w:r>
     </w:p>
     <w:p>
       <w:pPr>
         <w:pStyle w:val="ListBullet"/>
-        <w:spacing w:after="60"/>
-        <w:ind w:left="360"/>
+        <w:spacing w:after="40"/>
+        <w:ind w:left="340"/>
       </w:pPr>
       <w:r>
-        <w:rPr>
-          <w:rFonts w:ascii="Yu Gothic" w:hAnsi="Yu Gothic" w:eastAsia="Yu Gothic"/>
-          <w:b w:val="0"/>
-          <w:sz w:val="20"/>
-        </w:rPr>
         <w:t>ロット移動履歴</w:t>
       </w:r>
     </w:p>
@@ -1722,150 +1188,100 @@
     <w:p>
       <w:pPr>
         <w:pStyle w:val="ListBullet"/>
-        <w:spacing w:after="60"/>
-        <w:ind w:left="360"/>
+        <w:spacing w:after="40"/>
+        <w:ind w:left="340"/>
       </w:pPr>
       <w:r>
-        <w:rPr>
-          <w:rFonts w:ascii="Yu Gothic" w:hAnsi="Yu Gothic" w:eastAsia="Yu Gothic"/>
-          <w:b w:val="0"/>
-          <w:sz w:val="20"/>
-        </w:rPr>
         <w:t>進捗管理画面は、現場で見やすい一覧画面とする。</w:t>
       </w:r>
     </w:p>
     <w:p>
       <w:pPr>
         <w:pStyle w:val="ListBullet"/>
-        <w:spacing w:after="60"/>
-        <w:ind w:left="360"/>
+        <w:spacing w:after="40"/>
+        <w:ind w:left="340"/>
       </w:pPr>
       <w:r>
-        <w:rPr>
-          <w:rFonts w:ascii="Yu Gothic" w:hAnsi="Yu Gothic" w:eastAsia="Yu Gothic"/>
-          <w:b w:val="0"/>
-          <w:sz w:val="20"/>
-        </w:rPr>
         <w:t>工程欄には累計ではなく、その工程に現在存在する数量を表示する。</w:t>
       </w:r>
     </w:p>
     <w:p>
       <w:pPr>
         <w:pStyle w:val="ListBullet"/>
-        <w:spacing w:after="60"/>
-        <w:ind w:left="360"/>
+        <w:spacing w:after="40"/>
+        <w:ind w:left="340"/>
       </w:pPr>
       <w:r>
-        <w:rPr>
-          <w:rFonts w:ascii="Yu Gothic" w:hAnsi="Yu Gothic" w:eastAsia="Yu Gothic"/>
-          <w:b w:val="0"/>
-          <w:sz w:val="20"/>
-        </w:rPr>
         <w:t>数量がない工程は「-」を表示する。</w:t>
       </w:r>
     </w:p>
     <w:p>
       <w:pPr>
         <w:pStyle w:val="ListBullet"/>
-        <w:spacing w:after="60"/>
-        <w:ind w:left="360"/>
+        <w:spacing w:after="40"/>
+        <w:ind w:left="340"/>
       </w:pPr>
       <w:r>
-        <w:rPr>
-          <w:rFonts w:ascii="Yu Gothic" w:hAnsi="Yu Gothic" w:eastAsia="Yu Gothic"/>
-          <w:b w:val="0"/>
-          <w:sz w:val="20"/>
-        </w:rPr>
         <w:t>納期クリックで実績登録へ遷移できることを、UI上で分かりやすくする。</w:t>
       </w:r>
     </w:p>
     <w:p>
       <w:pPr>
         <w:pStyle w:val="ListBullet"/>
-        <w:spacing w:after="60"/>
-        <w:ind w:left="360"/>
+        <w:spacing w:after="40"/>
+        <w:ind w:left="340"/>
       </w:pPr>
       <w:r>
-        <w:rPr>
-          <w:rFonts w:ascii="Yu Gothic" w:hAnsi="Yu Gothic" w:eastAsia="Yu Gothic"/>
-          <w:b w:val="0"/>
-          <w:sz w:val="20"/>
-        </w:rPr>
         <w:t>実績登録完了後に戻った進捗管理画面では、自動で最新データを再取得する。</w:t>
       </w:r>
     </w:p>
     <w:p>
       <w:pPr>
         <w:pStyle w:val="ListBullet"/>
-        <w:spacing w:after="60"/>
-        <w:ind w:left="360"/>
+        <w:spacing w:after="40"/>
+        <w:ind w:left="340"/>
       </w:pPr>
       <w:r>
-        <w:rPr>
-          <w:rFonts w:ascii="Yu Gothic" w:hAnsi="Yu Gothic" w:eastAsia="Yu Gothic"/>
-          <w:b w:val="0"/>
-          <w:sz w:val="20"/>
-        </w:rPr>
         <w:t>生産予定画面では、部署選択プルダウンで「製造G」「品質管理G」「梱包出荷G」を選択できるようにする。</w:t>
       </w:r>
     </w:p>
     <w:p>
       <w:pPr>
         <w:pStyle w:val="ListBullet"/>
-        <w:spacing w:after="60"/>
-        <w:ind w:left="360"/>
+        <w:spacing w:after="40"/>
+        <w:ind w:left="340"/>
       </w:pPr>
       <w:r>
-        <w:rPr>
-          <w:rFonts w:ascii="Yu Gothic" w:hAnsi="Yu Gothic" w:eastAsia="Yu Gothic"/>
-          <w:b w:val="0"/>
-          <w:sz w:val="20"/>
-        </w:rPr>
         <w:t>生産予定画面では、各部署ともに注番、取引先名、製品名、ロット、数量、完了数、完了日、納期の順で表示する。</w:t>
       </w:r>
     </w:p>
     <w:p>
       <w:pPr>
         <w:pStyle w:val="ListBullet"/>
-        <w:spacing w:after="60"/>
-        <w:ind w:left="360"/>
+        <w:spacing w:after="40"/>
+        <w:ind w:left="340"/>
       </w:pPr>
       <w:r>
-        <w:rPr>
-          <w:rFonts w:ascii="Yu Gothic" w:hAnsi="Yu Gothic" w:eastAsia="Yu Gothic"/>
-          <w:b w:val="0"/>
-          <w:sz w:val="20"/>
-        </w:rPr>
         <w:t>実績登録画面では、部署別生産予定と連動した対象製品を選択できるようにする。</w:t>
       </w:r>
     </w:p>
     <w:p>
       <w:pPr>
         <w:pStyle w:val="ListBullet"/>
-        <w:spacing w:after="60"/>
-        <w:ind w:left="360"/>
+        <w:spacing w:after="40"/>
+        <w:ind w:left="340"/>
       </w:pPr>
       <w:r>
-        <w:rPr>
-          <w:rFonts w:ascii="Yu Gothic" w:hAnsi="Yu Gothic" w:eastAsia="Yu Gothic"/>
-          <w:b w:val="0"/>
-          <w:sz w:val="20"/>
-        </w:rPr>
         <w:t>実績登録画面にも部署選択プルダウンを配置し、選択部署に応じた生産予定を表示する。</w:t>
       </w:r>
     </w:p>
     <w:p>
       <w:pPr>
         <w:pStyle w:val="ListBullet"/>
-        <w:spacing w:after="60"/>
-        <w:ind w:left="360"/>
+        <w:spacing w:after="40"/>
+        <w:ind w:left="340"/>
       </w:pPr>
       <w:r>
-        <w:rPr>
-          <w:rFonts w:ascii="Yu Gothic" w:hAnsi="Yu Gothic" w:eastAsia="Yu Gothic"/>
-          <w:b w:val="0"/>
-          <w:sz w:val="20"/>
-        </w:rPr>
         <w:t>計量登録画面および計量表出力画面は廃止対象とし、通常導線から外す。</w:t>
       </w:r>
     </w:p>
@@ -1880,60 +1296,40 @@
     <w:p>
       <w:pPr>
         <w:pStyle w:val="ListBullet"/>
-        <w:spacing w:after="60"/>
-        <w:ind w:left="360"/>
+        <w:spacing w:after="40"/>
+        <w:ind w:left="340"/>
       </w:pPr>
       <w:r>
-        <w:rPr>
-          <w:rFonts w:ascii="Yu Gothic" w:hAnsi="Yu Gothic" w:eastAsia="Yu Gothic"/>
-          <w:b w:val="0"/>
-          <w:sz w:val="20"/>
-        </w:rPr>
         <w:t>現場での入力ミスを防ぐため、数量編集や工程移動時には必要に応じて確認操作を入れる。</w:t>
       </w:r>
     </w:p>
     <w:p>
       <w:pPr>
         <w:pStyle w:val="ListBullet"/>
-        <w:spacing w:after="60"/>
-        <w:ind w:left="360"/>
+        <w:spacing w:after="40"/>
+        <w:ind w:left="340"/>
       </w:pPr>
       <w:r>
-        <w:rPr>
-          <w:rFonts w:ascii="Yu Gothic" w:hAnsi="Yu Gothic" w:eastAsia="Yu Gothic"/>
-          <w:b w:val="0"/>
-          <w:sz w:val="20"/>
-        </w:rPr>
         <w:t>ロット移動履歴を後から追跡できるようにする。</w:t>
       </w:r>
     </w:p>
     <w:p>
       <w:pPr>
         <w:pStyle w:val="ListBullet"/>
-        <w:spacing w:after="60"/>
-        <w:ind w:left="360"/>
+        <w:spacing w:after="40"/>
+        <w:ind w:left="340"/>
       </w:pPr>
       <w:r>
-        <w:rPr>
-          <w:rFonts w:ascii="Yu Gothic" w:hAnsi="Yu Gothic" w:eastAsia="Yu Gothic"/>
-          <w:b w:val="0"/>
-          <w:sz w:val="20"/>
-        </w:rPr>
         <w:t>既存データとの互換性を考慮し、段階的に移行できる設計にする。</w:t>
       </w:r>
     </w:p>
     <w:p>
       <w:pPr>
         <w:pStyle w:val="ListBullet"/>
-        <w:spacing w:after="60"/>
-        <w:ind w:left="360"/>
+        <w:spacing w:after="40"/>
+        <w:ind w:left="340"/>
       </w:pPr>
       <w:r>
-        <w:rPr>
-          <w:rFonts w:ascii="Yu Gothic" w:hAnsi="Yu Gothic" w:eastAsia="Yu Gothic"/>
-          <w:b w:val="0"/>
-          <w:sz w:val="20"/>
-        </w:rPr>
         <w:t>進捗管理画面は、横スクロールや検索操作を含め、現場利用で支障がない応答速度を維持する。</w:t>
       </w:r>
     </w:p>
@@ -1948,240 +1344,160 @@
     <w:p>
       <w:pPr>
         <w:pStyle w:val="ListBullet"/>
-        <w:spacing w:after="60"/>
-        <w:ind w:left="360"/>
+        <w:spacing w:after="40"/>
+        <w:ind w:left="340"/>
       </w:pPr>
       <w:r>
-        <w:rPr>
-          <w:rFonts w:ascii="Yu Gothic" w:hAnsi="Yu Gothic" w:eastAsia="Yu Gothic"/>
-          <w:b w:val="0"/>
-          <w:sz w:val="20"/>
-        </w:rPr>
         <w:t>製造実績登録時に、ロットと数量を登録できる。</w:t>
       </w:r>
     </w:p>
     <w:p>
       <w:pPr>
         <w:pStyle w:val="ListBullet"/>
-        <w:spacing w:after="60"/>
-        <w:ind w:left="360"/>
+        <w:spacing w:after="40"/>
+        <w:ind w:left="340"/>
       </w:pPr>
       <w:r>
-        <w:rPr>
-          <w:rFonts w:ascii="Yu Gothic" w:hAnsi="Yu Gothic" w:eastAsia="Yu Gothic"/>
-          <w:b w:val="0"/>
-          <w:sz w:val="20"/>
-        </w:rPr>
         <w:t>実績登録完了時に、生産数量だけが次工程へ自動移動する。</w:t>
       </w:r>
     </w:p>
     <w:p>
       <w:pPr>
         <w:pStyle w:val="ListBullet"/>
-        <w:spacing w:after="60"/>
-        <w:ind w:left="360"/>
+        <w:spacing w:after="40"/>
+        <w:ind w:left="340"/>
       </w:pPr>
       <w:r>
-        <w:rPr>
-          <w:rFonts w:ascii="Yu Gothic" w:hAnsi="Yu Gothic" w:eastAsia="Yu Gothic"/>
-          <w:b w:val="0"/>
-          <w:sz w:val="20"/>
-        </w:rPr>
         <w:t>次工程へ移動した数量が進捗管理画面の次工程欄に表示される。</w:t>
       </w:r>
     </w:p>
     <w:p>
       <w:pPr>
         <w:pStyle w:val="ListBullet"/>
-        <w:spacing w:after="60"/>
-        <w:ind w:left="360"/>
+        <w:spacing w:after="40"/>
+        <w:ind w:left="340"/>
       </w:pPr>
       <w:r>
-        <w:rPr>
-          <w:rFonts w:ascii="Yu Gothic" w:hAnsi="Yu Gothic" w:eastAsia="Yu Gothic"/>
-          <w:b w:val="0"/>
-          <w:sz w:val="20"/>
-        </w:rPr>
         <w:t>元工程の残数量が0の場合、元工程欄が「-」表示になる。</w:t>
       </w:r>
     </w:p>
     <w:p>
       <w:pPr>
         <w:pStyle w:val="ListBullet"/>
-        <w:spacing w:after="60"/>
-        <w:ind w:left="360"/>
+        <w:spacing w:after="40"/>
+        <w:ind w:left="340"/>
       </w:pPr>
       <w:r>
-        <w:rPr>
-          <w:rFonts w:ascii="Yu Gothic" w:hAnsi="Yu Gothic" w:eastAsia="Yu Gothic"/>
-          <w:b w:val="0"/>
-          <w:sz w:val="20"/>
-        </w:rPr>
         <w:t>複数ロットがある注番で、ロットごとの仕掛品移動ができる。</w:t>
       </w:r>
     </w:p>
     <w:p>
       <w:pPr>
         <w:pStyle w:val="ListBullet"/>
-        <w:spacing w:after="60"/>
-        <w:ind w:left="360"/>
+        <w:spacing w:after="40"/>
+        <w:ind w:left="340"/>
       </w:pPr>
       <w:r>
-        <w:rPr>
-          <w:rFonts w:ascii="Yu Gothic" w:hAnsi="Yu Gothic" w:eastAsia="Yu Gothic"/>
-          <w:b w:val="0"/>
-          <w:sz w:val="20"/>
-        </w:rPr>
         <w:t>納期クリックで実績登録へ遷移し、登録完了後に進捗管理へ戻る。</w:t>
       </w:r>
     </w:p>
     <w:p>
       <w:pPr>
         <w:pStyle w:val="ListBullet"/>
-        <w:spacing w:after="60"/>
-        <w:ind w:left="360"/>
+        <w:spacing w:after="40"/>
+        <w:ind w:left="340"/>
       </w:pPr>
       <w:r>
-        <w:rPr>
-          <w:rFonts w:ascii="Yu Gothic" w:hAnsi="Yu Gothic" w:eastAsia="Yu Gothic"/>
-          <w:b w:val="0"/>
-          <w:sz w:val="20"/>
-        </w:rPr>
         <w:t>戻った進捗管理画面に、登録した実績が反映される。</w:t>
       </w:r>
     </w:p>
     <w:p>
       <w:pPr>
         <w:pStyle w:val="ListBullet"/>
-        <w:spacing w:after="60"/>
-        <w:ind w:left="360"/>
+        <w:spacing w:after="40"/>
+        <w:ind w:left="340"/>
       </w:pPr>
       <w:r>
-        <w:rPr>
-          <w:rFonts w:ascii="Yu Gothic" w:hAnsi="Yu Gothic" w:eastAsia="Yu Gothic"/>
-          <w:b w:val="0"/>
-          <w:sz w:val="20"/>
-        </w:rPr>
         <w:t>進捗管理画面に、在庫合計から受注数を引いた数量が表示される。</w:t>
       </w:r>
     </w:p>
     <w:p>
       <w:pPr>
         <w:pStyle w:val="ListBullet"/>
-        <w:spacing w:after="60"/>
-        <w:ind w:left="360"/>
+        <w:spacing w:after="40"/>
+        <w:ind w:left="340"/>
       </w:pPr>
       <w:r>
-        <w:rPr>
-          <w:rFonts w:ascii="Yu Gothic" w:hAnsi="Yu Gothic" w:eastAsia="Yu Gothic"/>
-          <w:b w:val="0"/>
-          <w:sz w:val="20"/>
-        </w:rPr>
         <w:t>生産予定画面で部署を選択し、部署別の表示内容に切り替えられる。</w:t>
       </w:r>
     </w:p>
     <w:p>
       <w:pPr>
         <w:pStyle w:val="ListBullet"/>
-        <w:spacing w:after="60"/>
-        <w:ind w:left="360"/>
+        <w:spacing w:after="40"/>
+        <w:ind w:left="340"/>
       </w:pPr>
       <w:r>
-        <w:rPr>
-          <w:rFonts w:ascii="Yu Gothic" w:hAnsi="Yu Gothic" w:eastAsia="Yu Gothic"/>
-          <w:b w:val="0"/>
-          <w:sz w:val="20"/>
-        </w:rPr>
         <w:t>生産予定画面で、各部署共通の表示項目（注番、取引先名、製品名、ロット、数量、完了数、完了日、納期）が確認できる。</w:t>
       </w:r>
     </w:p>
     <w:p>
       <w:pPr>
         <w:pStyle w:val="ListBullet"/>
-        <w:spacing w:after="60"/>
-        <w:ind w:left="360"/>
+        <w:spacing w:after="40"/>
+        <w:ind w:left="340"/>
       </w:pPr>
       <w:r>
-        <w:rPr>
-          <w:rFonts w:ascii="Yu Gothic" w:hAnsi="Yu Gothic" w:eastAsia="Yu Gothic"/>
-          <w:b w:val="0"/>
-          <w:sz w:val="20"/>
-        </w:rPr>
         <w:t>実績登録画面で、部署別生産予定に連動した製品選択ができる。</w:t>
       </w:r>
     </w:p>
     <w:p>
       <w:pPr>
         <w:pStyle w:val="ListBullet"/>
-        <w:spacing w:after="60"/>
-        <w:ind w:left="360"/>
+        <w:spacing w:after="40"/>
+        <w:ind w:left="340"/>
       </w:pPr>
       <w:r>
-        <w:rPr>
-          <w:rFonts w:ascii="Yu Gothic" w:hAnsi="Yu Gothic" w:eastAsia="Yu Gothic"/>
-          <w:b w:val="0"/>
-          <w:sz w:val="20"/>
-        </w:rPr>
         <w:t>実績登録画面の部署プルダウンを変更すると、選択部署に対応した生産予定が表示される。</w:t>
       </w:r>
     </w:p>
     <w:p>
       <w:pPr>
         <w:pStyle w:val="ListBullet"/>
-        <w:spacing w:after="60"/>
-        <w:ind w:left="360"/>
+        <w:spacing w:after="40"/>
+        <w:ind w:left="340"/>
       </w:pPr>
       <w:r>
-        <w:rPr>
-          <w:rFonts w:ascii="Yu Gothic" w:hAnsi="Yu Gothic" w:eastAsia="Yu Gothic"/>
-          <w:b w:val="0"/>
-          <w:sz w:val="20"/>
-        </w:rPr>
         <w:t>計量登録画面および計量表出力機能が通常運用から廃止されている。</w:t>
       </w:r>
     </w:p>
     <w:p>
       <w:pPr>
         <w:pStyle w:val="ListBullet"/>
-        <w:spacing w:after="60"/>
-        <w:ind w:left="360"/>
+        <w:spacing w:after="40"/>
+        <w:ind w:left="340"/>
       </w:pPr>
       <w:r>
-        <w:rPr>
-          <w:rFonts w:ascii="Yu Gothic" w:hAnsi="Yu Gothic" w:eastAsia="Yu Gothic"/>
-          <w:b w:val="0"/>
-          <w:sz w:val="20"/>
-        </w:rPr>
         <w:t>在庫マスタで得意先を確認できる。</w:t>
       </w:r>
     </w:p>
     <w:p>
       <w:pPr>
         <w:pStyle w:val="ListBullet"/>
-        <w:spacing w:after="60"/>
-        <w:ind w:left="360"/>
+        <w:spacing w:after="40"/>
+        <w:ind w:left="340"/>
       </w:pPr>
       <w:r>
-        <w:rPr>
-          <w:rFonts w:ascii="Yu Gothic" w:hAnsi="Yu Gothic" w:eastAsia="Yu Gothic"/>
-          <w:b w:val="0"/>
-          <w:sz w:val="20"/>
-        </w:rPr>
         <w:t>旧ロット管理が注番管理として表示される。</w:t>
       </w:r>
     </w:p>
     <w:p>
       <w:pPr>
         <w:pStyle w:val="ListBullet"/>
-        <w:spacing w:after="60"/>
-        <w:ind w:left="360"/>
+        <w:spacing w:after="40"/>
+        <w:ind w:left="340"/>
       </w:pPr>
       <w:r>
-        <w:rPr>
-          <w:rFonts w:ascii="Yu Gothic" w:hAnsi="Yu Gothic" w:eastAsia="Yu Gothic"/>
-          <w:b w:val="0"/>
-          <w:sz w:val="20"/>
-        </w:rPr>
         <w:t>ロット移動履歴を、注番管理のロット詳細で確認できる。</w:t>
       </w:r>
     </w:p>
@@ -2196,30 +1512,20 @@
     <w:p>
       <w:pPr>
         <w:pStyle w:val="ListBullet"/>
-        <w:spacing w:after="60"/>
-        <w:ind w:left="360"/>
+        <w:spacing w:after="40"/>
+        <w:ind w:left="340"/>
       </w:pPr>
       <w:r>
-        <w:rPr>
-          <w:rFonts w:ascii="Yu Gothic" w:hAnsi="Yu Gothic" w:eastAsia="Yu Gothic"/>
-          <w:b w:val="0"/>
-          <w:sz w:val="20"/>
-        </w:rPr>
         <w:t>製造・洗浄を工程マスタ上で統合するか、表示上のみ統合するか。</w:t>
       </w:r>
     </w:p>
     <w:p>
       <w:pPr>
         <w:pStyle w:val="ListBullet"/>
-        <w:spacing w:after="60"/>
-        <w:ind w:left="360"/>
+        <w:spacing w:after="40"/>
+        <w:ind w:left="340"/>
       </w:pPr>
       <w:r>
-        <w:rPr>
-          <w:rFonts w:ascii="Yu Gothic" w:hAnsi="Yu Gothic" w:eastAsia="Yu Gothic"/>
-          <w:b w:val="0"/>
-          <w:sz w:val="20"/>
-        </w:rPr>
         <w:t>注番数量を超える生産をどこまで許可するか、および超過分の在庫・引当の扱い。</w:t>
       </w:r>
     </w:p>
@@ -2234,165 +1540,186 @@
     <w:p>
       <w:pPr>
         <w:pStyle w:val="ListBullet"/>
-        <w:spacing w:after="60"/>
-        <w:ind w:left="360"/>
+        <w:spacing w:after="40"/>
+        <w:ind w:left="340"/>
       </w:pPr>
       <w:r>
-        <w:rPr>
-          <w:rFonts w:ascii="Yu Gothic" w:hAnsi="Yu Gothic" w:eastAsia="Yu Gothic"/>
-          <w:b w:val="0"/>
-          <w:sz w:val="20"/>
-        </w:rPr>
         <w:t>進捗管理の合計欄は、全工程の現在数量合計で問題ないか。</w:t>
       </w:r>
     </w:p>
     <w:p>
       <w:pPr>
-        <w:pStyle w:val="ListBullet"/>
-        <w:spacing w:after="60"/>
-        <w:ind w:left="677"/>
+        <w:spacing w:after="40"/>
+        <w:ind w:left="624" w:hanging="227"/>
       </w:pPr>
       <w:r>
         <w:rPr>
-          <w:rFonts w:ascii="Yu Gothic" w:hAnsi="Yu Gothic" w:eastAsia="Yu Gothic"/>
-          <w:b w:val="0"/>
           <w:sz w:val="20"/>
         </w:rPr>
-        <w:t>回答: 問題なし。全工程の現在数量合計を表示する。</w:t>
+        <w:t>- 回答: 問題なし。全工程の現在数量合計を表示する。</w:t>
       </w:r>
     </w:p>
     <w:p>
       <w:pPr>
         <w:pStyle w:val="ListBullet"/>
-        <w:spacing w:after="60"/>
-        <w:ind w:left="360"/>
+        <w:spacing w:after="40"/>
+        <w:ind w:left="340"/>
       </w:pPr>
       <w:r>
-        <w:rPr>
-          <w:rFonts w:ascii="Yu Gothic" w:hAnsi="Yu Gothic" w:eastAsia="Yu Gothic"/>
-          <w:b w:val="0"/>
-          <w:sz w:val="20"/>
-        </w:rPr>
         <w:t>納期クリック時に実績登録へ渡すキーは、post_id、order_no、due_dateのどれを主キーにするか。</w:t>
       </w:r>
     </w:p>
     <w:p>
       <w:pPr>
-        <w:pStyle w:val="ListBullet"/>
-        <w:spacing w:after="60"/>
-        <w:ind w:left="677"/>
+        <w:spacing w:after="40"/>
+        <w:ind w:left="624" w:hanging="227"/>
       </w:pPr>
       <w:r>
         <w:rPr>
-          <w:rFonts w:ascii="Yu Gothic" w:hAnsi="Yu Gothic" w:eastAsia="Yu Gothic"/>
-          <w:b w:val="0"/>
           <w:sz w:val="20"/>
         </w:rPr>
-        <w:t>回答: order_noを使用する。</w:t>
+        <w:t>- 回答: order_noを使用する。</w:t>
       </w:r>
     </w:p>
     <w:p>
       <w:pPr>
         <w:pStyle w:val="ListBullet"/>
-        <w:spacing w:after="60"/>
-        <w:ind w:left="360"/>
+        <w:spacing w:after="40"/>
+        <w:ind w:left="340"/>
       </w:pPr>
       <w:r>
-        <w:rPr>
-          <w:rFonts w:ascii="Yu Gothic" w:hAnsi="Yu Gothic" w:eastAsia="Yu Gothic"/>
-          <w:b w:val="0"/>
-          <w:sz w:val="20"/>
-        </w:rPr>
         <w:t>直接編集された数量を工程移動履歴に残すか。</w:t>
       </w:r>
     </w:p>
     <w:p>
       <w:pPr>
-        <w:pStyle w:val="ListBullet"/>
-        <w:spacing w:after="60"/>
-        <w:ind w:left="677"/>
+        <w:spacing w:after="40"/>
+        <w:ind w:left="624" w:hanging="227"/>
       </w:pPr>
       <w:r>
         <w:rPr>
-          <w:rFonts w:ascii="Yu Gothic" w:hAnsi="Yu Gothic" w:eastAsia="Yu Gothic"/>
-          <w:b w:val="0"/>
           <w:sz w:val="20"/>
         </w:rPr>
-        <w:t>回答: 可能であれば現在使用している履歴テーブルに残す。</w:t>
+        <w:t>- 回答: 可能であれば現在使用している履歴テーブルに残す。</w:t>
       </w:r>
     </w:p>
     <w:p>
       <w:pPr>
         <w:pStyle w:val="ListBullet"/>
-        <w:spacing w:after="60"/>
-        <w:ind w:left="360"/>
+        <w:spacing w:after="40"/>
+        <w:ind w:left="340"/>
+      </w:pPr>
+      <w:r>
+        <w:t>進捗管理画面で直接編集された数量を、どの履歴テーブル・履歴形式で残すか。</w:t>
+      </w:r>
+    </w:p>
+    <w:p>
+      <w:pPr>
+        <w:spacing w:after="40"/>
+        <w:ind w:left="624" w:hanging="227"/>
       </w:pPr>
       <w:r>
         <w:rPr>
-          <w:rFonts w:ascii="Yu Gothic" w:hAnsi="Yu Gothic" w:eastAsia="Yu Gothic"/>
-          <w:b w:val="0"/>
           <w:sz w:val="20"/>
         </w:rPr>
+        <w:t>- 回答: 既存の履歴テーブルに残す。</w:t>
+      </w:r>
+    </w:p>
+    <w:p>
+      <w:pPr>
+        <w:pStyle w:val="ListBullet"/>
+        <w:spacing w:after="40"/>
+        <w:ind w:left="340"/>
+      </w:pPr>
+      <w:r>
+        <w:t>既存履歴テーブルに項目が不足する場合、追加してよい項目は何か。</w:t>
+      </w:r>
+    </w:p>
+    <w:p>
+      <w:pPr>
+        <w:spacing w:after="40"/>
+        <w:ind w:left="624" w:hanging="227"/>
+      </w:pPr>
+      <w:r>
+        <w:rPr>
+          <w:sz w:val="20"/>
+        </w:rPr>
+        <w:t>- 回答: 編集前数量、編集後数量、編集者、編集日時、編集理由を追加してよい。</w:t>
+      </w:r>
+    </w:p>
+    <w:p>
+      <w:pPr>
+        <w:pStyle w:val="ListBullet"/>
+        <w:spacing w:after="40"/>
+        <w:ind w:left="340"/>
+      </w:pPr>
+      <w:r>
         <w:t>生産予定の部署別表示で、部署ごとの表示項目と並び順をどうするか。</w:t>
       </w:r>
     </w:p>
     <w:p>
       <w:pPr>
-        <w:pStyle w:val="ListBullet"/>
-        <w:spacing w:after="60"/>
-        <w:ind w:left="677"/>
+        <w:spacing w:after="40"/>
+        <w:ind w:left="624" w:hanging="227"/>
       </w:pPr>
       <w:r>
         <w:rPr>
-          <w:rFonts w:ascii="Yu Gothic" w:hAnsi="Yu Gothic" w:eastAsia="Yu Gothic"/>
-          <w:b w:val="0"/>
           <w:sz w:val="20"/>
         </w:rPr>
-        <w:t>回答: 各部署ともに、注番、取引先名、製品名、ロット、数量、完了数、完了日、納期の順で表示する。</w:t>
+        <w:t>- 回答: 各部署ともに、注番、取引先名、製品名、ロット、数量、完了数、完了日、納期の順で表示する。</w:t>
       </w:r>
     </w:p>
     <w:p>
       <w:pPr>
         <w:pStyle w:val="ListBullet"/>
-        <w:spacing w:after="60"/>
-        <w:ind w:left="360"/>
+        <w:spacing w:after="40"/>
+        <w:ind w:left="340"/>
       </w:pPr>
       <w:r>
-        <w:rPr>
-          <w:rFonts w:ascii="Yu Gothic" w:hAnsi="Yu Gothic" w:eastAsia="Yu Gothic"/>
-          <w:b w:val="0"/>
-          <w:sz w:val="20"/>
-        </w:rPr>
         <w:t>実績登録画面で部署別生産予定を選択する際、部署選択を実績登録画面にも置くか。</w:t>
       </w:r>
     </w:p>
     <w:p>
       <w:pPr>
-        <w:pStyle w:val="ListBullet"/>
-        <w:spacing w:after="60"/>
-        <w:ind w:left="677"/>
+        <w:spacing w:after="40"/>
+        <w:ind w:left="624" w:hanging="227"/>
       </w:pPr>
       <w:r>
         <w:rPr>
-          <w:rFonts w:ascii="Yu Gothic" w:hAnsi="Yu Gothic" w:eastAsia="Yu Gothic"/>
-          <w:b w:val="0"/>
           <w:sz w:val="20"/>
         </w:rPr>
-        <w:t>回答: 部署選択はプルダウン方式を採用し、選択した部署の生産予定を表示する。</w:t>
+        <w:t>- 回答: 部署選択はプルダウン方式を採用し、選択した部署の生産予定を表示する。</w:t>
       </w:r>
     </w:p>
     <w:p>
       <w:pPr>
         <w:pStyle w:val="ListBullet"/>
-        <w:spacing w:after="60"/>
-        <w:ind w:left="360"/>
+        <w:spacing w:after="40"/>
+        <w:ind w:left="340"/>
+      </w:pPr>
+      <w:r>
+        <w:t>部署別生産予定の絞り込み条件をどうするか。</w:t>
+      </w:r>
+    </w:p>
+    <w:p>
+      <w:pPr>
+        <w:spacing w:after="40"/>
+        <w:ind w:left="624" w:hanging="227"/>
       </w:pPr>
       <w:r>
         <w:rPr>
-          <w:rFonts w:ascii="Yu Gothic" w:hAnsi="Yu Gothic" w:eastAsia="Yu Gothic"/>
-          <w:b w:val="0"/>
           <w:sz w:val="20"/>
         </w:rPr>
+        <w:t>- 回答: 部署のみで絞り込む。</w:t>
+      </w:r>
+    </w:p>
+    <w:p>
+      <w:pPr>
+        <w:pStyle w:val="ListBullet"/>
+        <w:spacing w:after="40"/>
+        <w:ind w:left="340"/>
+      </w:pPr>
+      <w:r>
         <w:t>計量登録と計量表出力は廃止し、数量入力は進捗管理または実績登録で行う。</w:t>
       </w:r>
     </w:p>
@@ -2407,46 +1734,21 @@
     <w:p>
       <w:pPr>
         <w:pStyle w:val="ListBullet"/>
-        <w:spacing w:after="60"/>
-        <w:ind w:left="360"/>
+        <w:spacing w:after="40"/>
+        <w:ind w:left="340"/>
       </w:pPr>
       <w:r>
-        <w:rPr>
-          <w:rFonts w:ascii="Yu Gothic" w:hAnsi="Yu Gothic" w:eastAsia="Yu Gothic"/>
-          <w:b w:val="0"/>
-          <w:sz w:val="20"/>
-        </w:rPr>
-        <w:t>現在使用している履歴テーブルに、直接編集履歴を残すために必要な項目が揃っているか。</w:t>
+        <w:t>本章の確認事項は、要件定義書作成前に確認済み。</w:t>
       </w:r>
     </w:p>
     <w:p>
       <w:pPr>
         <w:pStyle w:val="ListBullet"/>
-        <w:spacing w:after="60"/>
-        <w:ind w:left="360"/>
+        <w:spacing w:after="40"/>
+        <w:ind w:left="340"/>
       </w:pPr>
       <w:r>
-        <w:rPr>
-          <w:rFonts w:ascii="Yu Gothic" w:hAnsi="Yu Gothic" w:eastAsia="Yu Gothic"/>
-          <w:b w:val="0"/>
-          <w:sz w:val="20"/>
-        </w:rPr>
-        <w:t>既存履歴テーブルに不足項目がある場合、どの最小項目を追加するか。</w:t>
-      </w:r>
-    </w:p>
-    <w:p>
-      <w:pPr>
-        <w:pStyle w:val="ListBullet"/>
-        <w:spacing w:after="60"/>
-        <w:ind w:left="360"/>
-      </w:pPr>
-      <w:r>
-        <w:rPr>
-          <w:rFonts w:ascii="Yu Gothic" w:hAnsi="Yu Gothic" w:eastAsia="Yu Gothic"/>
-          <w:b w:val="0"/>
-          <w:sz w:val="20"/>
-        </w:rPr>
-        <w:t>部署別生産予定の表示対象データを、部署・工程・日付のどの条件で絞り込むか。</w:t>
+        <w:t>回答内容は「12. 確定事項」に反映済み。</w:t>
       </w:r>
     </w:p>
     <w:p>
@@ -2460,303 +1762,90 @@
     <w:p>
       <w:pPr>
         <w:pStyle w:val="ListBullet"/>
-        <w:spacing w:after="60"/>
-        <w:ind w:left="360"/>
+        <w:spacing w:after="40"/>
+        <w:ind w:left="340"/>
       </w:pPr>
       <w:r>
-        <w:rPr>
-          <w:rFonts w:ascii="Yu Gothic" w:hAnsi="Yu Gothic" w:eastAsia="Yu Gothic"/>
-          <w:b w:val="0"/>
-          <w:sz w:val="20"/>
-        </w:rPr>
         <w:t>本要件定義書の確認</w:t>
       </w:r>
     </w:p>
     <w:p>
       <w:pPr>
         <w:pStyle w:val="ListBullet"/>
-        <w:spacing w:after="60"/>
-        <w:ind w:left="360"/>
+        <w:spacing w:after="40"/>
+        <w:ind w:left="340"/>
       </w:pPr>
       <w:r>
-        <w:rPr>
-          <w:rFonts w:ascii="Yu Gothic" w:hAnsi="Yu Gothic" w:eastAsia="Yu Gothic"/>
-          <w:b w:val="0"/>
-          <w:sz w:val="20"/>
-        </w:rPr>
         <w:t>システム設計書の作成</w:t>
       </w:r>
     </w:p>
     <w:p>
       <w:pPr>
         <w:pStyle w:val="ListBullet"/>
-        <w:spacing w:after="60"/>
-        <w:ind w:left="360"/>
+        <w:spacing w:after="40"/>
+        <w:ind w:left="340"/>
       </w:pPr>
       <w:r>
-        <w:rPr>
-          <w:rFonts w:ascii="Yu Gothic" w:hAnsi="Yu Gothic" w:eastAsia="Yu Gothic"/>
-          <w:b w:val="0"/>
-          <w:sz w:val="20"/>
-        </w:rPr>
         <w:t>DB設計・移行方針の確定</w:t>
       </w:r>
     </w:p>
     <w:p>
       <w:pPr>
         <w:pStyle w:val="ListBullet"/>
-        <w:spacing w:after="60"/>
-        <w:ind w:left="360"/>
+        <w:spacing w:after="40"/>
+        <w:ind w:left="340"/>
       </w:pPr>
       <w:r>
-        <w:rPr>
-          <w:rFonts w:ascii="Yu Gothic" w:hAnsi="Yu Gothic" w:eastAsia="Yu Gothic"/>
-          <w:b w:val="0"/>
-          <w:sz w:val="20"/>
-        </w:rPr>
         <w:t>画面設計</w:t>
       </w:r>
     </w:p>
     <w:p>
       <w:pPr>
         <w:pStyle w:val="ListBullet"/>
-        <w:spacing w:after="60"/>
-        <w:ind w:left="360"/>
+        <w:spacing w:after="40"/>
+        <w:ind w:left="340"/>
       </w:pPr>
       <w:r>
-        <w:rPr>
-          <w:rFonts w:ascii="Yu Gothic" w:hAnsi="Yu Gothic" w:eastAsia="Yu Gothic"/>
-          <w:b w:val="0"/>
-          <w:sz w:val="20"/>
-        </w:rPr>
         <w:t>実装</w:t>
       </w:r>
     </w:p>
     <w:p>
       <w:pPr>
         <w:pStyle w:val="ListBullet"/>
-        <w:spacing w:after="60"/>
-        <w:ind w:left="360"/>
+        <w:spacing w:after="40"/>
+        <w:ind w:left="340"/>
       </w:pPr>
       <w:r>
-        <w:rPr>
-          <w:rFonts w:ascii="Yu Gothic" w:hAnsi="Yu Gothic" w:eastAsia="Yu Gothic"/>
-          <w:b w:val="0"/>
-          <w:sz w:val="20"/>
-        </w:rPr>
         <w:t>単体テスト</w:t>
       </w:r>
     </w:p>
     <w:p>
       <w:pPr>
         <w:pStyle w:val="ListBullet"/>
-        <w:spacing w:after="60"/>
-        <w:ind w:left="360"/>
+        <w:spacing w:after="40"/>
+        <w:ind w:left="340"/>
       </w:pPr>
       <w:r>
-        <w:rPr>
-          <w:rFonts w:ascii="Yu Gothic" w:hAnsi="Yu Gothic" w:eastAsia="Yu Gothic"/>
-          <w:b w:val="0"/>
-          <w:sz w:val="20"/>
-        </w:rPr>
         <w:t>結合テスト</w:t>
       </w:r>
     </w:p>
     <w:p>
       <w:pPr>
-        <w:pStyle w:val="Heading1"/>
+        <w:jc w:val="left"/>
       </w:pPr>
       <w:r>
-        <w:t>今回の確定事項サマリー</w:t>
+        <w:rPr>
+          <w:b/>
+        </w:rPr>
+        <w:t xml:space="preserve">今回の確定事項サマリー: </w:t>
+      </w:r>
+      <w:r>
+        <w:t>直接編集履歴は既存履歴テーブルへ保存し、不足時は編集前数量・編集後数量・編集者・編集日時・編集理由を追加する。生産予定は部署のみで絞り込み、実績登録画面でも部署プルダウンで対象予定を切り替える。</w:t>
       </w:r>
     </w:p>
-    <w:tbl>
-      <w:tblPr>
-        <w:tblW w:type="auto" w:w="0"/>
-        <w:jc w:val="center"/>
-        <w:tblLayout w:type="fixed"/>
-        <w:tblLook w:firstColumn="1" w:firstRow="1" w:lastColumn="0" w:lastRow="0" w:noHBand="0" w:noVBand="1" w:val="04A0"/>
-      </w:tblPr>
-      <w:tblGrid>
-        <w:gridCol w:w="4896"/>
-        <w:gridCol w:w="4896"/>
-      </w:tblGrid>
-      <w:tr>
-        <w:tc>
-          <w:tcPr>
-            <w:tcW w:type="dxa" w:w="2304"/>
-            <w:shd w:fill="1F4D78"/>
-            <w:vAlign w:val="center"/>
-          </w:tcPr>
-          <w:p>
-            <w:pPr>
-              <w:spacing w:after="0"/>
-            </w:pPr>
-            <w:r/>
-            <w:r>
-              <w:rPr>
-                <w:rFonts w:ascii="Yu Gothic" w:hAnsi="Yu Gothic" w:eastAsia="Yu Gothic"/>
-                <w:b/>
-                <w:color w:val="FFFFFF"/>
-                <w:sz w:val="20"/>
-              </w:rPr>
-              <w:t>項目</w:t>
-            </w:r>
-          </w:p>
-        </w:tc>
-        <w:tc>
-          <w:tcPr>
-            <w:tcW w:type="dxa" w:w="6840"/>
-            <w:shd w:fill="1F4D78"/>
-            <w:vAlign w:val="center"/>
-          </w:tcPr>
-          <w:p>
-            <w:pPr>
-              <w:spacing w:after="0"/>
-            </w:pPr>
-            <w:r/>
-            <w:r>
-              <w:rPr>
-                <w:rFonts w:ascii="Yu Gothic" w:hAnsi="Yu Gothic" w:eastAsia="Yu Gothic"/>
-                <w:b/>
-                <w:color w:val="FFFFFF"/>
-                <w:sz w:val="20"/>
-              </w:rPr>
-              <w:t>確定内容</w:t>
-            </w:r>
-          </w:p>
-        </w:tc>
-      </w:tr>
-      <w:tr>
-        <w:tc>
-          <w:tcPr>
-            <w:tcW w:type="dxa" w:w="2304"/>
-            <w:vAlign w:val="center"/>
-          </w:tcPr>
-          <w:p>
-            <w:pPr>
-              <w:spacing w:after="0"/>
-            </w:pPr>
-            <w:r/>
-            <w:r>
-              <w:rPr>
-                <w:rFonts w:ascii="Yu Gothic" w:hAnsi="Yu Gothic" w:eastAsia="Yu Gothic"/>
-                <w:b w:val="0"/>
-                <w:sz w:val="20"/>
-              </w:rPr>
-              <w:t>数量編集履歴</w:t>
-            </w:r>
-          </w:p>
-        </w:tc>
-        <w:tc>
-          <w:tcPr>
-            <w:tcW w:type="dxa" w:w="6840"/>
-            <w:vAlign w:val="center"/>
-          </w:tcPr>
-          <w:p>
-            <w:pPr>
-              <w:spacing w:after="0"/>
-            </w:pPr>
-            <w:r/>
-            <w:r>
-              <w:rPr>
-                <w:rFonts w:ascii="Yu Gothic" w:hAnsi="Yu Gothic" w:eastAsia="Yu Gothic"/>
-                <w:b w:val="0"/>
-                <w:sz w:val="20"/>
-              </w:rPr>
-              <w:t>現在使用している履歴テーブルへの保存を優先する。不足項目がある場合のみ最小追加する。</w:t>
-            </w:r>
-          </w:p>
-        </w:tc>
-      </w:tr>
-      <w:tr>
-        <w:tc>
-          <w:tcPr>
-            <w:tcW w:type="dxa" w:w="2304"/>
-            <w:vAlign w:val="center"/>
-          </w:tcPr>
-          <w:p>
-            <w:pPr>
-              <w:spacing w:after="0"/>
-            </w:pPr>
-            <w:r/>
-            <w:r>
-              <w:rPr>
-                <w:rFonts w:ascii="Yu Gothic" w:hAnsi="Yu Gothic" w:eastAsia="Yu Gothic"/>
-                <w:b w:val="0"/>
-                <w:sz w:val="20"/>
-              </w:rPr>
-              <w:t>部署別生産予定</w:t>
-            </w:r>
-          </w:p>
-        </w:tc>
-        <w:tc>
-          <w:tcPr>
-            <w:tcW w:type="dxa" w:w="6840"/>
-            <w:vAlign w:val="center"/>
-          </w:tcPr>
-          <w:p>
-            <w:pPr>
-              <w:spacing w:after="0"/>
-            </w:pPr>
-            <w:r/>
-            <w:r>
-              <w:rPr>
-                <w:rFonts w:ascii="Yu Gothic" w:hAnsi="Yu Gothic" w:eastAsia="Yu Gothic"/>
-                <w:b w:val="0"/>
-                <w:sz w:val="20"/>
-              </w:rPr>
-              <w:t>各部署ともに、注番、取引先名、製品名、ロット、数量、完了数、完了日、納期の順で表示する。</w:t>
-            </w:r>
-          </w:p>
-        </w:tc>
-      </w:tr>
-      <w:tr>
-        <w:tc>
-          <w:tcPr>
-            <w:tcW w:type="dxa" w:w="2304"/>
-            <w:vAlign w:val="center"/>
-          </w:tcPr>
-          <w:p>
-            <w:pPr>
-              <w:spacing w:after="0"/>
-            </w:pPr>
-            <w:r/>
-            <w:r>
-              <w:rPr>
-                <w:rFonts w:ascii="Yu Gothic" w:hAnsi="Yu Gothic" w:eastAsia="Yu Gothic"/>
-                <w:b w:val="0"/>
-                <w:sz w:val="20"/>
-              </w:rPr>
-              <w:t>実績登録</w:t>
-            </w:r>
-          </w:p>
-        </w:tc>
-        <w:tc>
-          <w:tcPr>
-            <w:tcW w:type="dxa" w:w="6840"/>
-            <w:vAlign w:val="center"/>
-          </w:tcPr>
-          <w:p>
-            <w:pPr>
-              <w:spacing w:after="0"/>
-            </w:pPr>
-            <w:r/>
-            <w:r>
-              <w:rPr>
-                <w:rFonts w:ascii="Yu Gothic" w:hAnsi="Yu Gothic" w:eastAsia="Yu Gothic"/>
-                <w:b w:val="0"/>
-                <w:sz w:val="20"/>
-              </w:rPr>
-              <w:t>部署選択はプルダウン方式とし、選択した部署の生産予定を表示する。</w:t>
-            </w:r>
-          </w:p>
-        </w:tc>
-      </w:tr>
-    </w:tbl>
     <w:sectPr>
       <w:pgSz w:w="12240" w:h="15840"/>
-      <w:pgMar w:top="1152" w:right="1224" w:bottom="1080" w:left="1224" w:header="720" w:footer="720" w:gutter="0"/>
+      <w:pgMar w:top="1020" w:right="1020" w:bottom="1020" w:left="1020" w:header="720" w:footer="720" w:gutter="0"/>
       <w:cols w:space="720"/>
       <w:docGrid w:linePitch="360"/>
     </w:sectPr>
@@ -3127,12 +2216,9 @@
     <w:name w:val="Normal"/>
     <w:qFormat/>
     <w:rsid w:val="00FC693F"/>
-    <w:pPr>
-      <w:spacing w:after="100" w:line="264" w:lineRule="auto"/>
-    </w:pPr>
     <w:rPr>
-      <w:rFonts w:ascii="Yu Gothic" w:hAnsi="Yu Gothic"/>
-      <w:sz w:val="21"/>
+      <w:rFonts w:ascii="Yu Gothic" w:hAnsi="Yu Gothic" w:eastAsia="Yu Gothic"/>
+      <w:sz w:val="20"/>
     </w:rPr>
   </w:style>
   <w:style w:type="paragraph" w:styleId="Header">
@@ -3190,15 +2276,15 @@
     <w:pPr>
       <w:keepNext/>
       <w:keepLines/>
-      <w:spacing w:before="240" w:after="120"/>
+      <w:spacing w:before="480" w:after="0"/>
       <w:outlineLvl w:val="0"/>
     </w:pPr>
     <w:rPr>
-      <w:rFonts w:asciiTheme="majorHAnsi" w:eastAsiaTheme="majorEastAsia" w:hAnsiTheme="majorHAnsi" w:cstheme="majorBidi" w:ascii="Yu Gothic" w:hAnsi="Yu Gothic"/>
+      <w:rFonts w:asciiTheme="majorHAnsi" w:eastAsiaTheme="majorEastAsia" w:hAnsiTheme="majorHAnsi" w:cstheme="majorBidi" w:ascii="Yu Gothic" w:hAnsi="Yu Gothic" w:eastAsia="Yu Gothic"/>
       <w:b/>
       <w:bCs/>
-      <w:color w:val="1F4D78"/>
-      <w:sz w:val="30"/>
+      <w:color w:val="111827"/>
+      <w:sz w:val="36"/>
       <w:szCs w:val="28"/>
     </w:rPr>
   </w:style>
@@ -3214,15 +2300,15 @@
     <w:pPr>
       <w:keepNext/>
       <w:keepLines/>
-      <w:spacing w:before="180" w:after="80"/>
+      <w:spacing w:before="200" w:after="0"/>
       <w:outlineLvl w:val="1"/>
     </w:pPr>
     <w:rPr>
-      <w:rFonts w:asciiTheme="majorHAnsi" w:eastAsiaTheme="majorEastAsia" w:hAnsiTheme="majorHAnsi" w:cstheme="majorBidi" w:ascii="Yu Gothic" w:hAnsi="Yu Gothic"/>
+      <w:rFonts w:asciiTheme="majorHAnsi" w:eastAsiaTheme="majorEastAsia" w:hAnsiTheme="majorHAnsi" w:cstheme="majorBidi" w:ascii="Yu Gothic" w:hAnsi="Yu Gothic" w:eastAsia="Yu Gothic"/>
       <w:b/>
       <w:bCs/>
-      <w:color w:val="2E74B5"/>
-      <w:sz w:val="25"/>
+      <w:color w:val="1F2937"/>
+      <w:sz w:val="26"/>
       <w:szCs w:val="26"/>
     </w:rPr>
   </w:style>
@@ -3238,15 +2324,15 @@
     <w:pPr>
       <w:keepNext/>
       <w:keepLines/>
-      <w:spacing w:before="140" w:after="60"/>
+      <w:spacing w:before="200" w:after="0"/>
       <w:outlineLvl w:val="2"/>
     </w:pPr>
     <w:rPr>
-      <w:rFonts w:asciiTheme="majorHAnsi" w:eastAsiaTheme="majorEastAsia" w:hAnsiTheme="majorHAnsi" w:cstheme="majorBidi" w:ascii="Yu Gothic" w:hAnsi="Yu Gothic"/>
+      <w:rFonts w:asciiTheme="majorHAnsi" w:eastAsiaTheme="majorEastAsia" w:hAnsiTheme="majorHAnsi" w:cstheme="majorBidi" w:ascii="Yu Gothic" w:hAnsi="Yu Gothic" w:eastAsia="Yu Gothic"/>
       <w:b/>
       <w:bCs/>
-      <w:color w:val="1F4D78"/>
-      <w:sz w:val="23"/>
+      <w:color w:val="374151"/>
+      <w:sz w:val="22"/>
     </w:rPr>
   </w:style>
   <w:style w:type="paragraph" w:styleId="Heading4">

--- a/docs/requirements_progress_lot_revision_20260818.docx
+++ b/docs/requirements_progress_lot_revision_20260818.docx
@@ -38,6 +38,7 @@
             <w:r/>
             <w:r>
               <w:rPr>
+                <w:rFonts w:ascii="Yu Gothic" w:hAnsi="Yu Gothic" w:eastAsia="Yu Gothic"/>
                 <w:b/>
                 <w:color w:val="FFFFFF"/>
                 <w:sz w:val="18"/>
@@ -55,6 +56,7 @@
             <w:r/>
             <w:r>
               <w:rPr>
+                <w:rFonts w:ascii="Yu Gothic" w:hAnsi="Yu Gothic" w:eastAsia="Yu Gothic"/>
                 <w:b w:val="0"/>
                 <w:sz w:val="18"/>
               </w:rPr>
@@ -74,6 +76,7 @@
             <w:r/>
             <w:r>
               <w:rPr>
+                <w:rFonts w:ascii="Yu Gothic" w:hAnsi="Yu Gothic" w:eastAsia="Yu Gothic"/>
                 <w:b/>
                 <w:color w:val="FFFFFF"/>
                 <w:sz w:val="18"/>
@@ -91,6 +94,7 @@
             <w:r/>
             <w:r>
               <w:rPr>
+                <w:rFonts w:ascii="Yu Gothic" w:hAnsi="Yu Gothic" w:eastAsia="Yu Gothic"/>
                 <w:b w:val="0"/>
                 <w:sz w:val="18"/>
               </w:rPr>
@@ -110,6 +114,7 @@
             <w:r/>
             <w:r>
               <w:rPr>
+                <w:rFonts w:ascii="Yu Gothic" w:hAnsi="Yu Gothic" w:eastAsia="Yu Gothic"/>
                 <w:b/>
                 <w:color w:val="FFFFFF"/>
                 <w:sz w:val="18"/>
@@ -127,6 +132,7 @@
             <w:r/>
             <w:r>
               <w:rPr>
+                <w:rFonts w:ascii="Yu Gothic" w:hAnsi="Yu Gothic" w:eastAsia="Yu Gothic"/>
                 <w:b w:val="0"/>
                 <w:sz w:val="18"/>
               </w:rPr>
@@ -146,6 +152,7 @@
             <w:r/>
             <w:r>
               <w:rPr>
+                <w:rFonts w:ascii="Yu Gothic" w:hAnsi="Yu Gothic" w:eastAsia="Yu Gothic"/>
                 <w:b/>
                 <w:color w:val="FFFFFF"/>
                 <w:sz w:val="18"/>
@@ -163,6 +170,7 @@
             <w:r/>
             <w:r>
               <w:rPr>
+                <w:rFonts w:ascii="Yu Gothic" w:hAnsi="Yu Gothic" w:eastAsia="Yu Gothic"/>
                 <w:b w:val="0"/>
                 <w:sz w:val="18"/>
               </w:rPr>
@@ -188,6 +196,10 @@
         <w:ind w:left="340"/>
       </w:pPr>
       <w:r>
+        <w:rPr>
+          <w:rFonts w:ascii="Yu Gothic" w:hAnsi="Yu Gothic" w:eastAsia="Yu Gothic"/>
+          <w:sz w:val="20"/>
+        </w:rPr>
         <w:t>現在の進捗管理は、工程ごとの実績数や累計を中心に表示している。しかし実際の生産現場では、製造したロットと数量が次工程へ順次移動し、複数ロットが同一注番内で並行して流れることがある。</w:t>
       </w:r>
     </w:p>
@@ -198,6 +210,10 @@
         <w:ind w:left="340"/>
       </w:pPr>
       <w:r>
+        <w:rPr>
+          <w:rFonts w:ascii="Yu Gothic" w:hAnsi="Yu Gothic" w:eastAsia="Yu Gothic"/>
+          <w:sz w:val="20"/>
+        </w:rPr>
         <w:t>特に材料切替などにより1注番から複数ロットが発生する場合、注番単位の累計だけでは、どのロットがどの工程に、どれだけ残っているかを把握しにくい。</w:t>
       </w:r>
     </w:p>
@@ -208,6 +224,10 @@
         <w:ind w:left="340"/>
       </w:pPr>
       <w:r>
+        <w:rPr>
+          <w:rFonts w:ascii="Yu Gothic" w:hAnsi="Yu Gothic" w:eastAsia="Yu Gothic"/>
+          <w:sz w:val="20"/>
+        </w:rPr>
         <w:t>本改修では、進捗管理を「工程別の累計実績」ではなく、「ロット別の現在位置と数量」を把握する画面へ変更する。</w:t>
       </w:r>
     </w:p>
@@ -226,6 +246,10 @@
         <w:ind w:left="340"/>
       </w:pPr>
       <w:r>
+        <w:rPr>
+          <w:rFonts w:ascii="Yu Gothic" w:hAnsi="Yu Gothic" w:eastAsia="Yu Gothic"/>
+          <w:sz w:val="20"/>
+        </w:rPr>
         <w:t>注番単位で、仕掛品・在庫・引当・残数を正確に把握できるようにする。</w:t>
       </w:r>
     </w:p>
@@ -236,6 +260,10 @@
         <w:ind w:left="340"/>
       </w:pPr>
       <w:r>
+        <w:rPr>
+          <w:rFonts w:ascii="Yu Gothic" w:hAnsi="Yu Gothic" w:eastAsia="Yu Gothic"/>
+          <w:sz w:val="20"/>
+        </w:rPr>
         <w:t>製造工程でロットを確定し、以降の工程ではロット単位で数量を移動できるようにする。</w:t>
       </w:r>
     </w:p>
@@ -246,6 +274,10 @@
         <w:ind w:left="340"/>
       </w:pPr>
       <w:r>
+        <w:rPr>
+          <w:rFonts w:ascii="Yu Gothic" w:hAnsi="Yu Gothic" w:eastAsia="Yu Gothic"/>
+          <w:sz w:val="20"/>
+        </w:rPr>
         <w:t>実績登録完了時に、生産数量だけを自動で次工程へ移動させる。</w:t>
       </w:r>
     </w:p>
@@ -256,6 +288,10 @@
         <w:ind w:left="340"/>
       </w:pPr>
       <w:r>
+        <w:rPr>
+          <w:rFonts w:ascii="Yu Gothic" w:hAnsi="Yu Gothic" w:eastAsia="Yu Gothic"/>
+          <w:sz w:val="20"/>
+        </w:rPr>
         <w:t>現場担当者が、進捗管理画面から対象注番の納期を起点に実績登録へ移動し、登録後に進捗管理へ戻って最新状態を確認できるようにする。</w:t>
       </w:r>
     </w:p>
@@ -266,6 +302,10 @@
         <w:ind w:left="340"/>
       </w:pPr>
       <w:r>
+        <w:rPr>
+          <w:rFonts w:ascii="Yu Gothic" w:hAnsi="Yu Gothic" w:eastAsia="Yu Gothic"/>
+          <w:sz w:val="20"/>
+        </w:rPr>
         <w:t>計量登録・計量表出力を廃止し、進捗管理または実績登録で数量を直接入力する運用へ一本化する。</w:t>
       </w:r>
     </w:p>
@@ -276,6 +316,10 @@
         <w:ind w:left="340"/>
       </w:pPr>
       <w:r>
+        <w:rPr>
+          <w:rFonts w:ascii="Yu Gothic" w:hAnsi="Yu Gothic" w:eastAsia="Yu Gothic"/>
+          <w:sz w:val="20"/>
+        </w:rPr>
         <w:t>生産予定を部署別に切り替え、製造G以外の部署でも利用できるようにする。</w:t>
       </w:r>
     </w:p>
@@ -294,6 +338,10 @@
         <w:ind w:left="340"/>
       </w:pPr>
       <w:r>
+        <w:rPr>
+          <w:rFonts w:ascii="Yu Gothic" w:hAnsi="Yu Gothic" w:eastAsia="Yu Gothic"/>
+          <w:sz w:val="20"/>
+        </w:rPr>
         <w:t>現場作業者</w:t>
       </w:r>
     </w:p>
@@ -304,6 +352,10 @@
         <w:ind w:left="340"/>
       </w:pPr>
       <w:r>
+        <w:rPr>
+          <w:rFonts w:ascii="Yu Gothic" w:hAnsi="Yu Gothic" w:eastAsia="Yu Gothic"/>
+          <w:sz w:val="20"/>
+        </w:rPr>
         <w:t>生産管理担当者</w:t>
       </w:r>
     </w:p>
@@ -314,6 +366,10 @@
         <w:ind w:left="340"/>
       </w:pPr>
       <w:r>
+        <w:rPr>
+          <w:rFonts w:ascii="Yu Gothic" w:hAnsi="Yu Gothic" w:eastAsia="Yu Gothic"/>
+          <w:sz w:val="20"/>
+        </w:rPr>
         <w:t>在庫・出荷管理担当者</w:t>
       </w:r>
     </w:p>
@@ -324,6 +380,10 @@
         <w:ind w:left="340"/>
       </w:pPr>
       <w:r>
+        <w:rPr>
+          <w:rFonts w:ascii="Yu Gothic" w:hAnsi="Yu Gothic" w:eastAsia="Yu Gothic"/>
+          <w:sz w:val="20"/>
+        </w:rPr>
         <w:t>管理者</w:t>
       </w:r>
     </w:p>
@@ -342,6 +402,10 @@
         <w:ind w:left="340"/>
       </w:pPr>
       <w:r>
+        <w:rPr>
+          <w:rFonts w:ascii="Yu Gothic" w:hAnsi="Yu Gothic" w:eastAsia="Yu Gothic"/>
+          <w:sz w:val="20"/>
+        </w:rPr>
         <w:t>進捗管理</w:t>
       </w:r>
     </w:p>
@@ -352,6 +416,10 @@
         <w:ind w:left="340"/>
       </w:pPr>
       <w:r>
+        <w:rPr>
+          <w:rFonts w:ascii="Yu Gothic" w:hAnsi="Yu Gothic" w:eastAsia="Yu Gothic"/>
+          <w:sz w:val="20"/>
+        </w:rPr>
         <w:t>実績登録</w:t>
       </w:r>
     </w:p>
@@ -362,6 +430,10 @@
         <w:ind w:left="340"/>
       </w:pPr>
       <w:r>
+        <w:rPr>
+          <w:rFonts w:ascii="Yu Gothic" w:hAnsi="Yu Gothic" w:eastAsia="Yu Gothic"/>
+          <w:sz w:val="20"/>
+        </w:rPr>
         <w:t>生産予定</w:t>
       </w:r>
     </w:p>
@@ -372,6 +444,10 @@
         <w:ind w:left="340"/>
       </w:pPr>
       <w:r>
+        <w:rPr>
+          <w:rFonts w:ascii="Yu Gothic" w:hAnsi="Yu Gothic" w:eastAsia="Yu Gothic"/>
+          <w:sz w:val="20"/>
+        </w:rPr>
         <w:t>在庫マスタ</w:t>
       </w:r>
     </w:p>
@@ -382,6 +458,10 @@
         <w:ind w:left="340"/>
       </w:pPr>
       <w:r>
+        <w:rPr>
+          <w:rFonts w:ascii="Yu Gothic" w:hAnsi="Yu Gothic" w:eastAsia="Yu Gothic"/>
+          <w:sz w:val="20"/>
+        </w:rPr>
         <w:t>注番管理（旧ロット管理）</w:t>
       </w:r>
     </w:p>
@@ -392,6 +472,10 @@
         <w:ind w:left="340"/>
       </w:pPr>
       <w:r>
+        <w:rPr>
+          <w:rFonts w:ascii="Yu Gothic" w:hAnsi="Yu Gothic" w:eastAsia="Yu Gothic"/>
+          <w:sz w:val="20"/>
+        </w:rPr>
         <w:t>廃止対象機能（計量登録、計量表出力）</w:t>
       </w:r>
     </w:p>
@@ -410,6 +494,10 @@
         <w:ind w:left="340"/>
       </w:pPr>
       <w:r>
+        <w:rPr>
+          <w:rFonts w:ascii="Yu Gothic" w:hAnsi="Yu Gothic" w:eastAsia="Yu Gothic"/>
+          <w:sz w:val="20"/>
+        </w:rPr>
         <w:t>注番は受注を管理する単位とする。</w:t>
       </w:r>
     </w:p>
@@ -420,6 +508,10 @@
         <w:ind w:left="340"/>
       </w:pPr>
       <w:r>
+        <w:rPr>
+          <w:rFonts w:ascii="Yu Gothic" w:hAnsi="Yu Gothic" w:eastAsia="Yu Gothic"/>
+          <w:sz w:val="20"/>
+        </w:rPr>
         <w:t>ロットは製造工程で確定する。</w:t>
       </w:r>
     </w:p>
@@ -430,6 +522,10 @@
         <w:ind w:left="340"/>
       </w:pPr>
       <w:r>
+        <w:rPr>
+          <w:rFonts w:ascii="Yu Gothic" w:hAnsi="Yu Gothic" w:eastAsia="Yu Gothic"/>
+          <w:sz w:val="20"/>
+        </w:rPr>
         <w:t>1つの注番から複数ロットが発生することを許可する。</w:t>
       </w:r>
     </w:p>
@@ -440,6 +536,10 @@
         <w:ind w:left="340"/>
       </w:pPr>
       <w:r>
+        <w:rPr>
+          <w:rFonts w:ascii="Yu Gothic" w:hAnsi="Yu Gothic" w:eastAsia="Yu Gothic"/>
+          <w:sz w:val="20"/>
+        </w:rPr>
         <w:t>工程移動の対象は、生産数量のみとする。重量、参考値、単重からの換算値は工程移動の対象にしない。</w:t>
       </w:r>
     </w:p>
@@ -450,6 +550,10 @@
         <w:ind w:left="340"/>
       </w:pPr>
       <w:r>
+        <w:rPr>
+          <w:rFonts w:ascii="Yu Gothic" w:hAnsi="Yu Gothic" w:eastAsia="Yu Gothic"/>
+          <w:sz w:val="20"/>
+        </w:rPr>
         <w:t>実績登録が完了した時点で、登録した生産数量を対象工程から次工程へ自動移動する。</w:t>
       </w:r>
     </w:p>
@@ -460,6 +564,10 @@
         <w:ind w:left="340"/>
       </w:pPr>
       <w:r>
+        <w:rPr>
+          <w:rFonts w:ascii="Yu Gothic" w:hAnsi="Yu Gothic" w:eastAsia="Yu Gothic"/>
+          <w:sz w:val="20"/>
+        </w:rPr>
         <w:t>次工程へ移動した数量は次工程欄に表示し、元工程の数量は減算する。</w:t>
       </w:r>
     </w:p>
@@ -470,6 +578,10 @@
         <w:ind w:left="340"/>
       </w:pPr>
       <w:r>
+        <w:rPr>
+          <w:rFonts w:ascii="Yu Gothic" w:hAnsi="Yu Gothic" w:eastAsia="Yu Gothic"/>
+          <w:sz w:val="20"/>
+        </w:rPr>
         <w:t>元工程の残数量が0になった場合、元工程欄は「-」を表示する。</w:t>
       </w:r>
     </w:p>
@@ -480,6 +592,10 @@
         <w:ind w:left="340"/>
       </w:pPr>
       <w:r>
+        <w:rPr>
+          <w:rFonts w:ascii="Yu Gothic" w:hAnsi="Yu Gothic" w:eastAsia="Yu Gothic"/>
+          <w:sz w:val="20"/>
+        </w:rPr>
         <w:t>複数ロットがある場合、ロットごとに仕掛品を移動できるようにする。</w:t>
       </w:r>
     </w:p>
@@ -490,6 +606,10 @@
         <w:ind w:left="340"/>
       </w:pPr>
       <w:r>
+        <w:rPr>
+          <w:rFonts w:ascii="Yu Gothic" w:hAnsi="Yu Gothic" w:eastAsia="Yu Gothic"/>
+          <w:sz w:val="20"/>
+        </w:rPr>
         <w:t>製造工程と洗浄工程は、運用上は「製造・洗浄」として一体管理できる前提とする。</w:t>
       </w:r>
     </w:p>
@@ -500,6 +620,24 @@
         <w:ind w:left="340"/>
       </w:pPr>
       <w:r>
+        <w:rPr>
+          <w:rFonts w:ascii="Yu Gothic" w:hAnsi="Yu Gothic" w:eastAsia="Yu Gothic"/>
+          <w:sz w:val="20"/>
+        </w:rPr>
+        <w:t>製造工程と洗浄工程は、DB上は別工程として保持し、画面表示上のみ「製造・洗浄」としてまとめる。</w:t>
+      </w:r>
+    </w:p>
+    <w:p>
+      <w:pPr>
+        <w:pStyle w:val="ListBullet"/>
+        <w:spacing w:after="40"/>
+        <w:ind w:left="340"/>
+      </w:pPr>
+      <w:r>
+        <w:rPr>
+          <w:rFonts w:ascii="Yu Gothic" w:hAnsi="Yu Gothic" w:eastAsia="Yu Gothic"/>
+          <w:sz w:val="20"/>
+        </w:rPr>
         <w:t>数量入力は進捗管理または実績登録で行い、計量登録画面での別入力は行わない。</w:t>
       </w:r>
     </w:p>
@@ -510,6 +648,10 @@
         <w:ind w:left="340"/>
       </w:pPr>
       <w:r>
+        <w:rPr>
+          <w:rFonts w:ascii="Yu Gothic" w:hAnsi="Yu Gothic" w:eastAsia="Yu Gothic"/>
+          <w:sz w:val="20"/>
+        </w:rPr>
         <w:t>計量表出力は廃止し、必要な数量確認は進捗管理・実績登録・注番管理の情報を基準にする。</w:t>
       </w:r>
     </w:p>
@@ -536,6 +678,10 @@
         <w:ind w:left="340"/>
       </w:pPr>
       <w:r>
+        <w:rPr>
+          <w:rFonts w:ascii="Yu Gothic" w:hAnsi="Yu Gothic" w:eastAsia="Yu Gothic"/>
+          <w:sz w:val="20"/>
+        </w:rPr>
         <w:t>進捗管理画面では、注番を起点に一覧表示する。</w:t>
       </w:r>
     </w:p>
@@ -546,6 +692,10 @@
         <w:ind w:left="340"/>
       </w:pPr>
       <w:r>
+        <w:rPr>
+          <w:rFonts w:ascii="Yu Gothic" w:hAnsi="Yu Gothic" w:eastAsia="Yu Gothic"/>
+          <w:sz w:val="20"/>
+        </w:rPr>
         <w:t>表示項目は、注番、得意先、製品名、受注数量、納期、在庫数、引当数、残数、在庫差引数量、各工程の現在数量、合計を基本とする。</w:t>
       </w:r>
     </w:p>
@@ -556,6 +706,10 @@
         <w:ind w:left="340"/>
       </w:pPr>
       <w:r>
+        <w:rPr>
+          <w:rFonts w:ascii="Yu Gothic" w:hAnsi="Yu Gothic" w:eastAsia="Yu Gothic"/>
+          <w:sz w:val="20"/>
+        </w:rPr>
         <w:t>納期は、従来の表示位置ではなく、受注数量の右側に表示する。</w:t>
       </w:r>
     </w:p>
@@ -566,6 +720,10 @@
         <w:ind w:left="340"/>
       </w:pPr>
       <w:r>
+        <w:rPr>
+          <w:rFonts w:ascii="Yu Gothic" w:hAnsi="Yu Gothic" w:eastAsia="Yu Gothic"/>
+          <w:sz w:val="20"/>
+        </w:rPr>
         <w:t>ステータス表示は廃止し、在庫数、引当数、残数を表示する。</w:t>
       </w:r>
     </w:p>
@@ -576,6 +734,10 @@
         <w:ind w:left="340"/>
       </w:pPr>
       <w:r>
+        <w:rPr>
+          <w:rFonts w:ascii="Yu Gothic" w:hAnsi="Yu Gothic" w:eastAsia="Yu Gothic"/>
+          <w:sz w:val="20"/>
+        </w:rPr>
         <w:t>在庫差引数量として、在庫合計から受注数を引いた数量を表示する。</w:t>
       </w:r>
     </w:p>
@@ -586,6 +748,10 @@
         <w:ind w:left="340"/>
       </w:pPr>
       <w:r>
+        <w:rPr>
+          <w:rFonts w:ascii="Yu Gothic" w:hAnsi="Yu Gothic" w:eastAsia="Yu Gothic"/>
+          <w:sz w:val="20"/>
+        </w:rPr>
         <w:t>工程ごとの累計表示は行わない。</w:t>
       </w:r>
     </w:p>
@@ -596,6 +762,10 @@
         <w:ind w:left="340"/>
       </w:pPr>
       <w:r>
+        <w:rPr>
+          <w:rFonts w:ascii="Yu Gothic" w:hAnsi="Yu Gothic" w:eastAsia="Yu Gothic"/>
+          <w:sz w:val="20"/>
+        </w:rPr>
         <w:t>梱包と工程進捗の間に合計欄を追加し、合計欄には全工程を対象にした現在数量の合計を表示する。</w:t>
       </w:r>
     </w:p>
@@ -606,6 +776,10 @@
         <w:ind w:left="340"/>
       </w:pPr>
       <w:r>
+        <w:rPr>
+          <w:rFonts w:ascii="Yu Gothic" w:hAnsi="Yu Gothic" w:eastAsia="Yu Gothic"/>
+          <w:sz w:val="20"/>
+        </w:rPr>
         <w:t>移動済みの数量は次工程に表示し、元工程は「-」を表示する。</w:t>
       </w:r>
     </w:p>
@@ -616,6 +790,10 @@
         <w:ind w:left="340"/>
       </w:pPr>
       <w:r>
+        <w:rPr>
+          <w:rFonts w:ascii="Yu Gothic" w:hAnsi="Yu Gothic" w:eastAsia="Yu Gothic"/>
+          <w:sz w:val="20"/>
+        </w:rPr>
         <w:t>数値は進捗管理画面上で編集できるようにする。ただし、注番・ロット・工程の整合性を崩さないようにする。</w:t>
       </w:r>
     </w:p>
@@ -626,6 +804,10 @@
         <w:ind w:left="340"/>
       </w:pPr>
       <w:r>
+        <w:rPr>
+          <w:rFonts w:ascii="Yu Gothic" w:hAnsi="Yu Gothic" w:eastAsia="Yu Gothic"/>
+          <w:sz w:val="20"/>
+        </w:rPr>
         <w:t>進捗管理画面で直接編集された数量は、可能な限り現在使用している履歴テーブルに残す。</w:t>
       </w:r>
     </w:p>
@@ -636,6 +818,10 @@
         <w:ind w:left="340"/>
       </w:pPr>
       <w:r>
+        <w:rPr>
+          <w:rFonts w:ascii="Yu Gothic" w:hAnsi="Yu Gothic" w:eastAsia="Yu Gothic"/>
+          <w:sz w:val="20"/>
+        </w:rPr>
         <w:t>既存の履歴テーブルで記録項目が不足する場合のみ、差分理由、編集前数量、編集後数量、編集者、編集日時などの最小項目追加を検討する。</w:t>
       </w:r>
     </w:p>
@@ -646,6 +832,10 @@
         <w:ind w:left="340"/>
       </w:pPr>
       <w:r>
+        <w:rPr>
+          <w:rFonts w:ascii="Yu Gothic" w:hAnsi="Yu Gothic" w:eastAsia="Yu Gothic"/>
+          <w:sz w:val="20"/>
+        </w:rPr>
         <w:t>検索対象には、注番、得意先、製品名、製品コード、ロットNoを含める。</w:t>
       </w:r>
     </w:p>
@@ -656,6 +846,10 @@
         <w:ind w:left="340"/>
       </w:pPr>
       <w:r>
+        <w:rPr>
+          <w:rFonts w:ascii="Yu Gothic" w:hAnsi="Yu Gothic" w:eastAsia="Yu Gothic"/>
+          <w:sz w:val="20"/>
+        </w:rPr>
         <w:t>実績登録から進捗管理へ戻った際は、登録した実績を反映した最新状態に更新する。</w:t>
       </w:r>
     </w:p>
@@ -674,6 +868,10 @@
         <w:ind w:left="340"/>
       </w:pPr>
       <w:r>
+        <w:rPr>
+          <w:rFonts w:ascii="Yu Gothic" w:hAnsi="Yu Gothic" w:eastAsia="Yu Gothic"/>
+          <w:sz w:val="20"/>
+        </w:rPr>
         <w:t>製造実績で登録する項目は、数量とロットを基本とする。</w:t>
       </w:r>
     </w:p>
@@ -684,6 +882,10 @@
         <w:ind w:left="340"/>
       </w:pPr>
       <w:r>
+        <w:rPr>
+          <w:rFonts w:ascii="Yu Gothic" w:hAnsi="Yu Gothic" w:eastAsia="Yu Gothic"/>
+          <w:sz w:val="20"/>
+        </w:rPr>
         <w:t>実績登録は納期と紐づけて行えるようにする。</w:t>
       </w:r>
     </w:p>
@@ -694,6 +896,10 @@
         <w:ind w:left="340"/>
       </w:pPr>
       <w:r>
+        <w:rPr>
+          <w:rFonts w:ascii="Yu Gothic" w:hAnsi="Yu Gothic" w:eastAsia="Yu Gothic"/>
+          <w:sz w:val="20"/>
+        </w:rPr>
         <w:t>進捗管理画面の納期をクリックすると、対象注番・対象納期の実績登録画面へ遷移する。</w:t>
       </w:r>
     </w:p>
@@ -704,6 +910,10 @@
         <w:ind w:left="340"/>
       </w:pPr>
       <w:r>
+        <w:rPr>
+          <w:rFonts w:ascii="Yu Gothic" w:hAnsi="Yu Gothic" w:eastAsia="Yu Gothic"/>
+          <w:sz w:val="20"/>
+        </w:rPr>
         <w:t>実績登録完了後は、進捗管理画面へ戻る。</w:t>
       </w:r>
     </w:p>
@@ -714,6 +924,10 @@
         <w:ind w:left="340"/>
       </w:pPr>
       <w:r>
+        <w:rPr>
+          <w:rFonts w:ascii="Yu Gothic" w:hAnsi="Yu Gothic" w:eastAsia="Yu Gothic"/>
+          <w:sz w:val="20"/>
+        </w:rPr>
         <w:t>登録完了時には、登録した生産数量だけを対象工程から次工程へ自動移動する。</w:t>
       </w:r>
     </w:p>
@@ -724,6 +938,10 @@
         <w:ind w:left="340"/>
       </w:pPr>
       <w:r>
+        <w:rPr>
+          <w:rFonts w:ascii="Yu Gothic" w:hAnsi="Yu Gothic" w:eastAsia="Yu Gothic"/>
+          <w:sz w:val="20"/>
+        </w:rPr>
         <w:t>数量以外の情報は工程移動の数量計算には使用しない。</w:t>
       </w:r>
     </w:p>
@@ -734,6 +952,10 @@
         <w:ind w:left="340"/>
       </w:pPr>
       <w:r>
+        <w:rPr>
+          <w:rFonts w:ascii="Yu Gothic" w:hAnsi="Yu Gothic" w:eastAsia="Yu Gothic"/>
+          <w:sz w:val="20"/>
+        </w:rPr>
         <w:t>実績登録画面にも部署選択プルダウンを配置する。</w:t>
       </w:r>
     </w:p>
@@ -744,6 +966,10 @@
         <w:ind w:left="340"/>
       </w:pPr>
       <w:r>
+        <w:rPr>
+          <w:rFonts w:ascii="Yu Gothic" w:hAnsi="Yu Gothic" w:eastAsia="Yu Gothic"/>
+          <w:sz w:val="20"/>
+        </w:rPr>
         <w:t>部署プルダウンで選択した部署に応じて、実績登録画面の「デイリー予定の製品を選択」に表示する生産予定を切り替える。</w:t>
       </w:r>
     </w:p>
@@ -762,6 +988,10 @@
         <w:ind w:left="340"/>
       </w:pPr>
       <w:r>
+        <w:rPr>
+          <w:rFonts w:ascii="Yu Gothic" w:hAnsi="Yu Gothic" w:eastAsia="Yu Gothic"/>
+          <w:sz w:val="20"/>
+        </w:rPr>
         <w:t>在庫マスタに得意先項目を追加する。</w:t>
       </w:r>
     </w:p>
@@ -772,6 +1002,10 @@
         <w:ind w:left="340"/>
       </w:pPr>
       <w:r>
+        <w:rPr>
+          <w:rFonts w:ascii="Yu Gothic" w:hAnsi="Yu Gothic" w:eastAsia="Yu Gothic"/>
+          <w:sz w:val="20"/>
+        </w:rPr>
         <w:t>在庫は製品、ロット、得意先の観点で確認できるようにする。</w:t>
       </w:r>
     </w:p>
@@ -782,6 +1016,10 @@
         <w:ind w:left="340"/>
       </w:pPr>
       <w:r>
+        <w:rPr>
+          <w:rFonts w:ascii="Yu Gothic" w:hAnsi="Yu Gothic" w:eastAsia="Yu Gothic"/>
+          <w:sz w:val="20"/>
+        </w:rPr>
         <w:t>進捗管理画面では、対象注番に関係する在庫合計、引当数、残数、在庫差引数量を表示できるようにする。</w:t>
       </w:r>
     </w:p>
@@ -800,6 +1038,10 @@
         <w:ind w:left="340"/>
       </w:pPr>
       <w:r>
+        <w:rPr>
+          <w:rFonts w:ascii="Yu Gothic" w:hAnsi="Yu Gothic" w:eastAsia="Yu Gothic"/>
+          <w:sz w:val="20"/>
+        </w:rPr>
         <w:t>旧ロット管理画面は、注番管理へ名称変更する。</w:t>
       </w:r>
     </w:p>
@@ -810,6 +1052,10 @@
         <w:ind w:left="340"/>
       </w:pPr>
       <w:r>
+        <w:rPr>
+          <w:rFonts w:ascii="Yu Gothic" w:hAnsi="Yu Gothic" w:eastAsia="Yu Gothic"/>
+          <w:sz w:val="20"/>
+        </w:rPr>
         <w:t>注番管理では、注番を中心に、関連ロット、工程間移動、在庫、出荷履歴を確認できるようにする。</w:t>
       </w:r>
     </w:p>
@@ -820,6 +1066,10 @@
         <w:ind w:left="340"/>
       </w:pPr>
       <w:r>
+        <w:rPr>
+          <w:rFonts w:ascii="Yu Gothic" w:hAnsi="Yu Gothic" w:eastAsia="Yu Gothic"/>
+          <w:sz w:val="20"/>
+        </w:rPr>
         <w:t>ロット単位の動きは、注番管理の詳細機能として扱う。</w:t>
       </w:r>
     </w:p>
@@ -830,6 +1080,10 @@
         <w:ind w:left="340"/>
       </w:pPr>
       <w:r>
+        <w:rPr>
+          <w:rFonts w:ascii="Yu Gothic" w:hAnsi="Yu Gothic" w:eastAsia="Yu Gothic"/>
+          <w:sz w:val="20"/>
+        </w:rPr>
         <w:t>ロット移動履歴は進捗管理ではなく、注番管理内のロット詳細で確認・管理する。</w:t>
       </w:r>
     </w:p>
@@ -840,6 +1094,10 @@
         <w:ind w:left="340"/>
       </w:pPr>
       <w:r>
+        <w:rPr>
+          <w:rFonts w:ascii="Yu Gothic" w:hAnsi="Yu Gothic" w:eastAsia="Yu Gothic"/>
+          <w:sz w:val="20"/>
+        </w:rPr>
         <w:t>ロット詳細では、対象ロットがいつ、どの工程からどの工程へ、どれだけ移動したかを時系列で確認できるようにする。</w:t>
       </w:r>
     </w:p>
@@ -850,6 +1108,10 @@
         <w:ind w:left="340"/>
       </w:pPr>
       <w:r>
+        <w:rPr>
+          <w:rFonts w:ascii="Yu Gothic" w:hAnsi="Yu Gothic" w:eastAsia="Yu Gothic"/>
+          <w:sz w:val="20"/>
+        </w:rPr>
         <w:t>削除済みロットは削除済み一覧で管理し、管理者が画面から任意に完全削除できるようにする。</w:t>
       </w:r>
     </w:p>
@@ -868,6 +1130,10 @@
         <w:ind w:left="340"/>
       </w:pPr>
       <w:r>
+        <w:rPr>
+          <w:rFonts w:ascii="Yu Gothic" w:hAnsi="Yu Gothic" w:eastAsia="Yu Gothic"/>
+          <w:sz w:val="20"/>
+        </w:rPr>
         <w:t>生産予定画面に部署別表示を追加する。</w:t>
       </w:r>
     </w:p>
@@ -878,6 +1144,10 @@
         <w:ind w:left="340"/>
       </w:pPr>
       <w:r>
+        <w:rPr>
+          <w:rFonts w:ascii="Yu Gothic" w:hAnsi="Yu Gothic" w:eastAsia="Yu Gothic"/>
+          <w:sz w:val="20"/>
+        </w:rPr>
         <w:t>対象部署は「製造G」「品質管理G」「梱包出荷G」とする。</w:t>
       </w:r>
     </w:p>
@@ -888,6 +1158,10 @@
         <w:ind w:left="340"/>
       </w:pPr>
       <w:r>
+        <w:rPr>
+          <w:rFonts w:ascii="Yu Gothic" w:hAnsi="Yu Gothic" w:eastAsia="Yu Gothic"/>
+          <w:sz w:val="20"/>
+        </w:rPr>
         <w:t>生産予定画面に部署選択プルダウンを配置し、選択された部署に応じて表示内容を切り替える。</w:t>
       </w:r>
     </w:p>
@@ -898,6 +1172,10 @@
         <w:ind w:left="340"/>
       </w:pPr>
       <w:r>
+        <w:rPr>
+          <w:rFonts w:ascii="Yu Gothic" w:hAnsi="Yu Gothic" w:eastAsia="Yu Gothic"/>
+          <w:sz w:val="20"/>
+        </w:rPr>
         <w:t>現行の製造G向け表示は維持しつつ、品質管理G・梱包出荷G向けの表示にも対応できるようにする。</w:t>
       </w:r>
     </w:p>
@@ -908,6 +1186,10 @@
         <w:ind w:left="340"/>
       </w:pPr>
       <w:r>
+        <w:rPr>
+          <w:rFonts w:ascii="Yu Gothic" w:hAnsi="Yu Gothic" w:eastAsia="Yu Gothic"/>
+          <w:sz w:val="20"/>
+        </w:rPr>
         <w:t>各部署の表示項目は、注番、取引先名、製品名、ロット、数量、完了数、完了日、納期の順を基本とする。</w:t>
       </w:r>
     </w:p>
@@ -918,6 +1200,10 @@
         <w:ind w:left="340"/>
       </w:pPr>
       <w:r>
+        <w:rPr>
+          <w:rFonts w:ascii="Yu Gothic" w:hAnsi="Yu Gothic" w:eastAsia="Yu Gothic"/>
+          <w:sz w:val="20"/>
+        </w:rPr>
         <w:t>実績登録画面の「デイリー予定の製品を選択」でも、生産予定の部署別データと連動して対象製品を選択できるようにする。</w:t>
       </w:r>
     </w:p>
@@ -928,6 +1214,10 @@
         <w:ind w:left="340"/>
       </w:pPr>
       <w:r>
+        <w:rPr>
+          <w:rFonts w:ascii="Yu Gothic" w:hAnsi="Yu Gothic" w:eastAsia="Yu Gothic"/>
+          <w:sz w:val="20"/>
+        </w:rPr>
         <w:t>実績登録との連動方法は、部署の選択状態を基準にし、部署のみで生産予定を絞り込む設計とする。</w:t>
       </w:r>
     </w:p>
@@ -946,6 +1236,10 @@
         <w:ind w:left="340"/>
       </w:pPr>
       <w:r>
+        <w:rPr>
+          <w:rFonts w:ascii="Yu Gothic" w:hAnsi="Yu Gothic" w:eastAsia="Yu Gothic"/>
+          <w:sz w:val="20"/>
+        </w:rPr>
         <w:t>計量登録画面は廃止する。</w:t>
       </w:r>
     </w:p>
@@ -956,6 +1250,10 @@
         <w:ind w:left="340"/>
       </w:pPr>
       <w:r>
+        <w:rPr>
+          <w:rFonts w:ascii="Yu Gothic" w:hAnsi="Yu Gothic" w:eastAsia="Yu Gothic"/>
+          <w:sz w:val="20"/>
+        </w:rPr>
         <w:t>計量表出力機能は廃止する。</w:t>
       </w:r>
     </w:p>
@@ -966,6 +1264,10 @@
         <w:ind w:left="340"/>
       </w:pPr>
       <w:r>
+        <w:rPr>
+          <w:rFonts w:ascii="Yu Gothic" w:hAnsi="Yu Gothic" w:eastAsia="Yu Gothic"/>
+          <w:sz w:val="20"/>
+        </w:rPr>
         <w:t>廃止理由は、進捗管理または実績登録画面で数量を直接入力する運用に変更するためである。</w:t>
       </w:r>
     </w:p>
@@ -976,6 +1278,10 @@
         <w:ind w:left="340"/>
       </w:pPr>
       <w:r>
+        <w:rPr>
+          <w:rFonts w:ascii="Yu Gothic" w:hAnsi="Yu Gothic" w:eastAsia="Yu Gothic"/>
+          <w:sz w:val="20"/>
+        </w:rPr>
         <w:t>計量専用の別入力画面、計量表専用の出力画面は使用しない。</w:t>
       </w:r>
     </w:p>
@@ -986,6 +1292,10 @@
         <w:ind w:left="340"/>
       </w:pPr>
       <w:r>
+        <w:rPr>
+          <w:rFonts w:ascii="Yu Gothic" w:hAnsi="Yu Gothic" w:eastAsia="Yu Gothic"/>
+          <w:sz w:val="20"/>
+        </w:rPr>
         <w:t>既存データの参照や履歴確認が必要な場合は、注番管理または実績登録履歴で確認できるようにする。</w:t>
       </w:r>
     </w:p>
@@ -1004,6 +1314,10 @@
         <w:ind w:left="340"/>
       </w:pPr>
       <w:r>
+        <w:rPr>
+          <w:rFonts w:ascii="Yu Gothic" w:hAnsi="Yu Gothic" w:eastAsia="Yu Gothic"/>
+          <w:sz w:val="20"/>
+        </w:rPr>
         <w:t>注番</w:t>
       </w:r>
     </w:p>
@@ -1014,6 +1328,10 @@
         <w:ind w:left="340"/>
       </w:pPr>
       <w:r>
+        <w:rPr>
+          <w:rFonts w:ascii="Yu Gothic" w:hAnsi="Yu Gothic" w:eastAsia="Yu Gothic"/>
+          <w:sz w:val="20"/>
+        </w:rPr>
         <w:t>得意先</w:t>
       </w:r>
     </w:p>
@@ -1024,6 +1342,10 @@
         <w:ind w:left="340"/>
       </w:pPr>
       <w:r>
+        <w:rPr>
+          <w:rFonts w:ascii="Yu Gothic" w:hAnsi="Yu Gothic" w:eastAsia="Yu Gothic"/>
+          <w:sz w:val="20"/>
+        </w:rPr>
         <w:t>製品名</w:t>
       </w:r>
     </w:p>
@@ -1034,6 +1356,10 @@
         <w:ind w:left="340"/>
       </w:pPr>
       <w:r>
+        <w:rPr>
+          <w:rFonts w:ascii="Yu Gothic" w:hAnsi="Yu Gothic" w:eastAsia="Yu Gothic"/>
+          <w:sz w:val="20"/>
+        </w:rPr>
         <w:t>納期</w:t>
       </w:r>
     </w:p>
@@ -1044,6 +1370,10 @@
         <w:ind w:left="340"/>
       </w:pPr>
       <w:r>
+        <w:rPr>
+          <w:rFonts w:ascii="Yu Gothic" w:hAnsi="Yu Gothic" w:eastAsia="Yu Gothic"/>
+          <w:sz w:val="20"/>
+        </w:rPr>
         <w:t>受注数量</w:t>
       </w:r>
     </w:p>
@@ -1054,6 +1384,10 @@
         <w:ind w:left="340"/>
       </w:pPr>
       <w:r>
+        <w:rPr>
+          <w:rFonts w:ascii="Yu Gothic" w:hAnsi="Yu Gothic" w:eastAsia="Yu Gothic"/>
+          <w:sz w:val="20"/>
+        </w:rPr>
         <w:t>ロットNo</w:t>
       </w:r>
     </w:p>
@@ -1064,6 +1398,10 @@
         <w:ind w:left="340"/>
       </w:pPr>
       <w:r>
+        <w:rPr>
+          <w:rFonts w:ascii="Yu Gothic" w:hAnsi="Yu Gothic" w:eastAsia="Yu Gothic"/>
+          <w:sz w:val="20"/>
+        </w:rPr>
         <w:t>ロット別数量</w:t>
       </w:r>
     </w:p>
@@ -1074,6 +1412,10 @@
         <w:ind w:left="340"/>
       </w:pPr>
       <w:r>
+        <w:rPr>
+          <w:rFonts w:ascii="Yu Gothic" w:hAnsi="Yu Gothic" w:eastAsia="Yu Gothic"/>
+          <w:sz w:val="20"/>
+        </w:rPr>
         <w:t>現在工程</w:t>
       </w:r>
     </w:p>
@@ -1084,6 +1426,10 @@
         <w:ind w:left="340"/>
       </w:pPr>
       <w:r>
+        <w:rPr>
+          <w:rFonts w:ascii="Yu Gothic" w:hAnsi="Yu Gothic" w:eastAsia="Yu Gothic"/>
+          <w:sz w:val="20"/>
+        </w:rPr>
         <w:t>工程別現在数量</w:t>
       </w:r>
     </w:p>
@@ -1094,6 +1440,10 @@
         <w:ind w:left="340"/>
       </w:pPr>
       <w:r>
+        <w:rPr>
+          <w:rFonts w:ascii="Yu Gothic" w:hAnsi="Yu Gothic" w:eastAsia="Yu Gothic"/>
+          <w:sz w:val="20"/>
+        </w:rPr>
         <w:t>在庫数</w:t>
       </w:r>
     </w:p>
@@ -1104,6 +1454,10 @@
         <w:ind w:left="340"/>
       </w:pPr>
       <w:r>
+        <w:rPr>
+          <w:rFonts w:ascii="Yu Gothic" w:hAnsi="Yu Gothic" w:eastAsia="Yu Gothic"/>
+          <w:sz w:val="20"/>
+        </w:rPr>
         <w:t>引当数</w:t>
       </w:r>
     </w:p>
@@ -1114,6 +1468,10 @@
         <w:ind w:left="340"/>
       </w:pPr>
       <w:r>
+        <w:rPr>
+          <w:rFonts w:ascii="Yu Gothic" w:hAnsi="Yu Gothic" w:eastAsia="Yu Gothic"/>
+          <w:sz w:val="20"/>
+        </w:rPr>
         <w:t>残数</w:t>
       </w:r>
     </w:p>
@@ -1124,6 +1482,10 @@
         <w:ind w:left="340"/>
       </w:pPr>
       <w:r>
+        <w:rPr>
+          <w:rFonts w:ascii="Yu Gothic" w:hAnsi="Yu Gothic" w:eastAsia="Yu Gothic"/>
+          <w:sz w:val="20"/>
+        </w:rPr>
         <w:t>在庫差引数量</w:t>
       </w:r>
     </w:p>
@@ -1134,6 +1496,10 @@
         <w:ind w:left="340"/>
       </w:pPr>
       <w:r>
+        <w:rPr>
+          <w:rFonts w:ascii="Yu Gothic" w:hAnsi="Yu Gothic" w:eastAsia="Yu Gothic"/>
+          <w:sz w:val="20"/>
+        </w:rPr>
         <w:t>部署</w:t>
       </w:r>
     </w:p>
@@ -1144,6 +1510,10 @@
         <w:ind w:left="340"/>
       </w:pPr>
       <w:r>
+        <w:rPr>
+          <w:rFonts w:ascii="Yu Gothic" w:hAnsi="Yu Gothic" w:eastAsia="Yu Gothic"/>
+          <w:sz w:val="20"/>
+        </w:rPr>
         <w:t>部署別生産予定</w:t>
       </w:r>
     </w:p>
@@ -1154,6 +1524,10 @@
         <w:ind w:left="340"/>
       </w:pPr>
       <w:r>
+        <w:rPr>
+          <w:rFonts w:ascii="Yu Gothic" w:hAnsi="Yu Gothic" w:eastAsia="Yu Gothic"/>
+          <w:sz w:val="20"/>
+        </w:rPr>
         <w:t>工程移動履歴</w:t>
       </w:r>
     </w:p>
@@ -1164,6 +1538,10 @@
         <w:ind w:left="340"/>
       </w:pPr>
       <w:r>
+        <w:rPr>
+          <w:rFonts w:ascii="Yu Gothic" w:hAnsi="Yu Gothic" w:eastAsia="Yu Gothic"/>
+          <w:sz w:val="20"/>
+        </w:rPr>
         <w:t>実績登録履歴</w:t>
       </w:r>
     </w:p>
@@ -1174,6 +1552,10 @@
         <w:ind w:left="340"/>
       </w:pPr>
       <w:r>
+        <w:rPr>
+          <w:rFonts w:ascii="Yu Gothic" w:hAnsi="Yu Gothic" w:eastAsia="Yu Gothic"/>
+          <w:sz w:val="20"/>
+        </w:rPr>
         <w:t>ロット移動履歴</w:t>
       </w:r>
     </w:p>
@@ -1192,6 +1574,10 @@
         <w:ind w:left="340"/>
       </w:pPr>
       <w:r>
+        <w:rPr>
+          <w:rFonts w:ascii="Yu Gothic" w:hAnsi="Yu Gothic" w:eastAsia="Yu Gothic"/>
+          <w:sz w:val="20"/>
+        </w:rPr>
         <w:t>進捗管理画面は、現場で見やすい一覧画面とする。</w:t>
       </w:r>
     </w:p>
@@ -1202,6 +1588,10 @@
         <w:ind w:left="340"/>
       </w:pPr>
       <w:r>
+        <w:rPr>
+          <w:rFonts w:ascii="Yu Gothic" w:hAnsi="Yu Gothic" w:eastAsia="Yu Gothic"/>
+          <w:sz w:val="20"/>
+        </w:rPr>
         <w:t>工程欄には累計ではなく、その工程に現在存在する数量を表示する。</w:t>
       </w:r>
     </w:p>
@@ -1212,6 +1602,10 @@
         <w:ind w:left="340"/>
       </w:pPr>
       <w:r>
+        <w:rPr>
+          <w:rFonts w:ascii="Yu Gothic" w:hAnsi="Yu Gothic" w:eastAsia="Yu Gothic"/>
+          <w:sz w:val="20"/>
+        </w:rPr>
         <w:t>数量がない工程は「-」を表示する。</w:t>
       </w:r>
     </w:p>
@@ -1222,6 +1616,10 @@
         <w:ind w:left="340"/>
       </w:pPr>
       <w:r>
+        <w:rPr>
+          <w:rFonts w:ascii="Yu Gothic" w:hAnsi="Yu Gothic" w:eastAsia="Yu Gothic"/>
+          <w:sz w:val="20"/>
+        </w:rPr>
         <w:t>納期クリックで実績登録へ遷移できることを、UI上で分かりやすくする。</w:t>
       </w:r>
     </w:p>
@@ -1232,6 +1630,10 @@
         <w:ind w:left="340"/>
       </w:pPr>
       <w:r>
+        <w:rPr>
+          <w:rFonts w:ascii="Yu Gothic" w:hAnsi="Yu Gothic" w:eastAsia="Yu Gothic"/>
+          <w:sz w:val="20"/>
+        </w:rPr>
         <w:t>実績登録完了後に戻った進捗管理画面では、自動で最新データを再取得する。</w:t>
       </w:r>
     </w:p>
@@ -1242,6 +1644,10 @@
         <w:ind w:left="340"/>
       </w:pPr>
       <w:r>
+        <w:rPr>
+          <w:rFonts w:ascii="Yu Gothic" w:hAnsi="Yu Gothic" w:eastAsia="Yu Gothic"/>
+          <w:sz w:val="20"/>
+        </w:rPr>
         <w:t>生産予定画面では、部署選択プルダウンで「製造G」「品質管理G」「梱包出荷G」を選択できるようにする。</w:t>
       </w:r>
     </w:p>
@@ -1252,6 +1658,10 @@
         <w:ind w:left="340"/>
       </w:pPr>
       <w:r>
+        <w:rPr>
+          <w:rFonts w:ascii="Yu Gothic" w:hAnsi="Yu Gothic" w:eastAsia="Yu Gothic"/>
+          <w:sz w:val="20"/>
+        </w:rPr>
         <w:t>生産予定画面では、各部署ともに注番、取引先名、製品名、ロット、数量、完了数、完了日、納期の順で表示する。</w:t>
       </w:r>
     </w:p>
@@ -1262,6 +1672,10 @@
         <w:ind w:left="340"/>
       </w:pPr>
       <w:r>
+        <w:rPr>
+          <w:rFonts w:ascii="Yu Gothic" w:hAnsi="Yu Gothic" w:eastAsia="Yu Gothic"/>
+          <w:sz w:val="20"/>
+        </w:rPr>
         <w:t>実績登録画面では、部署別生産予定と連動した対象製品を選択できるようにする。</w:t>
       </w:r>
     </w:p>
@@ -1272,6 +1686,10 @@
         <w:ind w:left="340"/>
       </w:pPr>
       <w:r>
+        <w:rPr>
+          <w:rFonts w:ascii="Yu Gothic" w:hAnsi="Yu Gothic" w:eastAsia="Yu Gothic"/>
+          <w:sz w:val="20"/>
+        </w:rPr>
         <w:t>実績登録画面にも部署選択プルダウンを配置し、選択部署に応じた生産予定を表示する。</w:t>
       </w:r>
     </w:p>
@@ -1282,6 +1700,10 @@
         <w:ind w:left="340"/>
       </w:pPr>
       <w:r>
+        <w:rPr>
+          <w:rFonts w:ascii="Yu Gothic" w:hAnsi="Yu Gothic" w:eastAsia="Yu Gothic"/>
+          <w:sz w:val="20"/>
+        </w:rPr>
         <w:t>計量登録画面および計量表出力画面は廃止対象とし、通常導線から外す。</w:t>
       </w:r>
     </w:p>
@@ -1300,6 +1722,10 @@
         <w:ind w:left="340"/>
       </w:pPr>
       <w:r>
+        <w:rPr>
+          <w:rFonts w:ascii="Yu Gothic" w:hAnsi="Yu Gothic" w:eastAsia="Yu Gothic"/>
+          <w:sz w:val="20"/>
+        </w:rPr>
         <w:t>現場での入力ミスを防ぐため、数量編集や工程移動時には必要に応じて確認操作を入れる。</w:t>
       </w:r>
     </w:p>
@@ -1310,6 +1736,10 @@
         <w:ind w:left="340"/>
       </w:pPr>
       <w:r>
+        <w:rPr>
+          <w:rFonts w:ascii="Yu Gothic" w:hAnsi="Yu Gothic" w:eastAsia="Yu Gothic"/>
+          <w:sz w:val="20"/>
+        </w:rPr>
         <w:t>ロット移動履歴を後から追跡できるようにする。</w:t>
       </w:r>
     </w:p>
@@ -1320,6 +1750,10 @@
         <w:ind w:left="340"/>
       </w:pPr>
       <w:r>
+        <w:rPr>
+          <w:rFonts w:ascii="Yu Gothic" w:hAnsi="Yu Gothic" w:eastAsia="Yu Gothic"/>
+          <w:sz w:val="20"/>
+        </w:rPr>
         <w:t>既存データとの互換性を考慮し、段階的に移行できる設計にする。</w:t>
       </w:r>
     </w:p>
@@ -1330,6 +1764,10 @@
         <w:ind w:left="340"/>
       </w:pPr>
       <w:r>
+        <w:rPr>
+          <w:rFonts w:ascii="Yu Gothic" w:hAnsi="Yu Gothic" w:eastAsia="Yu Gothic"/>
+          <w:sz w:val="20"/>
+        </w:rPr>
         <w:t>進捗管理画面は、横スクロールや検索操作を含め、現場利用で支障がない応答速度を維持する。</w:t>
       </w:r>
     </w:p>
@@ -1348,6 +1786,10 @@
         <w:ind w:left="340"/>
       </w:pPr>
       <w:r>
+        <w:rPr>
+          <w:rFonts w:ascii="Yu Gothic" w:hAnsi="Yu Gothic" w:eastAsia="Yu Gothic"/>
+          <w:sz w:val="20"/>
+        </w:rPr>
         <w:t>製造実績登録時に、ロットと数量を登録できる。</w:t>
       </w:r>
     </w:p>
@@ -1358,6 +1800,10 @@
         <w:ind w:left="340"/>
       </w:pPr>
       <w:r>
+        <w:rPr>
+          <w:rFonts w:ascii="Yu Gothic" w:hAnsi="Yu Gothic" w:eastAsia="Yu Gothic"/>
+          <w:sz w:val="20"/>
+        </w:rPr>
         <w:t>実績登録完了時に、生産数量だけが次工程へ自動移動する。</w:t>
       </w:r>
     </w:p>
@@ -1368,6 +1814,10 @@
         <w:ind w:left="340"/>
       </w:pPr>
       <w:r>
+        <w:rPr>
+          <w:rFonts w:ascii="Yu Gothic" w:hAnsi="Yu Gothic" w:eastAsia="Yu Gothic"/>
+          <w:sz w:val="20"/>
+        </w:rPr>
         <w:t>次工程へ移動した数量が進捗管理画面の次工程欄に表示される。</w:t>
       </w:r>
     </w:p>
@@ -1378,6 +1828,10 @@
         <w:ind w:left="340"/>
       </w:pPr>
       <w:r>
+        <w:rPr>
+          <w:rFonts w:ascii="Yu Gothic" w:hAnsi="Yu Gothic" w:eastAsia="Yu Gothic"/>
+          <w:sz w:val="20"/>
+        </w:rPr>
         <w:t>元工程の残数量が0の場合、元工程欄が「-」表示になる。</w:t>
       </w:r>
     </w:p>
@@ -1388,6 +1842,10 @@
         <w:ind w:left="340"/>
       </w:pPr>
       <w:r>
+        <w:rPr>
+          <w:rFonts w:ascii="Yu Gothic" w:hAnsi="Yu Gothic" w:eastAsia="Yu Gothic"/>
+          <w:sz w:val="20"/>
+        </w:rPr>
         <w:t>複数ロットがある注番で、ロットごとの仕掛品移動ができる。</w:t>
       </w:r>
     </w:p>
@@ -1398,6 +1856,10 @@
         <w:ind w:left="340"/>
       </w:pPr>
       <w:r>
+        <w:rPr>
+          <w:rFonts w:ascii="Yu Gothic" w:hAnsi="Yu Gothic" w:eastAsia="Yu Gothic"/>
+          <w:sz w:val="20"/>
+        </w:rPr>
         <w:t>納期クリックで実績登録へ遷移し、登録完了後に進捗管理へ戻る。</w:t>
       </w:r>
     </w:p>
@@ -1408,6 +1870,10 @@
         <w:ind w:left="340"/>
       </w:pPr>
       <w:r>
+        <w:rPr>
+          <w:rFonts w:ascii="Yu Gothic" w:hAnsi="Yu Gothic" w:eastAsia="Yu Gothic"/>
+          <w:sz w:val="20"/>
+        </w:rPr>
         <w:t>戻った進捗管理画面に、登録した実績が反映される。</w:t>
       </w:r>
     </w:p>
@@ -1418,6 +1884,10 @@
         <w:ind w:left="340"/>
       </w:pPr>
       <w:r>
+        <w:rPr>
+          <w:rFonts w:ascii="Yu Gothic" w:hAnsi="Yu Gothic" w:eastAsia="Yu Gothic"/>
+          <w:sz w:val="20"/>
+        </w:rPr>
         <w:t>進捗管理画面に、在庫合計から受注数を引いた数量が表示される。</w:t>
       </w:r>
     </w:p>
@@ -1428,6 +1898,10 @@
         <w:ind w:left="340"/>
       </w:pPr>
       <w:r>
+        <w:rPr>
+          <w:rFonts w:ascii="Yu Gothic" w:hAnsi="Yu Gothic" w:eastAsia="Yu Gothic"/>
+          <w:sz w:val="20"/>
+        </w:rPr>
         <w:t>生産予定画面で部署を選択し、部署別の表示内容に切り替えられる。</w:t>
       </w:r>
     </w:p>
@@ -1438,6 +1912,10 @@
         <w:ind w:left="340"/>
       </w:pPr>
       <w:r>
+        <w:rPr>
+          <w:rFonts w:ascii="Yu Gothic" w:hAnsi="Yu Gothic" w:eastAsia="Yu Gothic"/>
+          <w:sz w:val="20"/>
+        </w:rPr>
         <w:t>生産予定画面で、各部署共通の表示項目（注番、取引先名、製品名、ロット、数量、完了数、完了日、納期）が確認できる。</w:t>
       </w:r>
     </w:p>
@@ -1448,6 +1926,10 @@
         <w:ind w:left="340"/>
       </w:pPr>
       <w:r>
+        <w:rPr>
+          <w:rFonts w:ascii="Yu Gothic" w:hAnsi="Yu Gothic" w:eastAsia="Yu Gothic"/>
+          <w:sz w:val="20"/>
+        </w:rPr>
         <w:t>実績登録画面で、部署別生産予定に連動した製品選択ができる。</w:t>
       </w:r>
     </w:p>
@@ -1458,6 +1940,10 @@
         <w:ind w:left="340"/>
       </w:pPr>
       <w:r>
+        <w:rPr>
+          <w:rFonts w:ascii="Yu Gothic" w:hAnsi="Yu Gothic" w:eastAsia="Yu Gothic"/>
+          <w:sz w:val="20"/>
+        </w:rPr>
         <w:t>実績登録画面の部署プルダウンを変更すると、選択部署に対応した生産予定が表示される。</w:t>
       </w:r>
     </w:p>
@@ -1468,6 +1954,10 @@
         <w:ind w:left="340"/>
       </w:pPr>
       <w:r>
+        <w:rPr>
+          <w:rFonts w:ascii="Yu Gothic" w:hAnsi="Yu Gothic" w:eastAsia="Yu Gothic"/>
+          <w:sz w:val="20"/>
+        </w:rPr>
         <w:t>計量登録画面および計量表出力機能が通常運用から廃止されている。</w:t>
       </w:r>
     </w:p>
@@ -1478,6 +1968,10 @@
         <w:ind w:left="340"/>
       </w:pPr>
       <w:r>
+        <w:rPr>
+          <w:rFonts w:ascii="Yu Gothic" w:hAnsi="Yu Gothic" w:eastAsia="Yu Gothic"/>
+          <w:sz w:val="20"/>
+        </w:rPr>
         <w:t>在庫マスタで得意先を確認できる。</w:t>
       </w:r>
     </w:p>
@@ -1488,6 +1982,10 @@
         <w:ind w:left="340"/>
       </w:pPr>
       <w:r>
+        <w:rPr>
+          <w:rFonts w:ascii="Yu Gothic" w:hAnsi="Yu Gothic" w:eastAsia="Yu Gothic"/>
+          <w:sz w:val="20"/>
+        </w:rPr>
         <w:t>旧ロット管理が注番管理として表示される。</w:t>
       </w:r>
     </w:p>
@@ -1498,6 +1996,10 @@
         <w:ind w:left="340"/>
       </w:pPr>
       <w:r>
+        <w:rPr>
+          <w:rFonts w:ascii="Yu Gothic" w:hAnsi="Yu Gothic" w:eastAsia="Yu Gothic"/>
+          <w:sz w:val="20"/>
+        </w:rPr>
         <w:t>ロット移動履歴を、注番管理のロット詳細で確認できる。</w:t>
       </w:r>
     </w:p>
@@ -1516,17 +2018,11 @@
         <w:ind w:left="340"/>
       </w:pPr>
       <w:r>
-        <w:t>製造・洗浄を工程マスタ上で統合するか、表示上のみ統合するか。</w:t>
-      </w:r>
-    </w:p>
-    <w:p>
-      <w:pPr>
-        <w:pStyle w:val="ListBullet"/>
-        <w:spacing w:after="40"/>
-        <w:ind w:left="340"/>
-      </w:pPr>
-      <w:r>
-        <w:t>注番数量を超える生産をどこまで許可するか、および超過分の在庫・引当の扱い。</w:t>
+        <w:rPr>
+          <w:rFonts w:ascii="Yu Gothic" w:hAnsi="Yu Gothic" w:eastAsia="Yu Gothic"/>
+          <w:sz w:val="20"/>
+        </w:rPr>
+        <w:t>現時点では、本要件定義書作成前に確認が必要な未確定事項はなし。</w:t>
       </w:r>
     </w:p>
     <w:p>
@@ -1544,19 +2040,25 @@
         <w:ind w:left="340"/>
       </w:pPr>
       <w:r>
+        <w:rPr>
+          <w:rFonts w:ascii="Yu Gothic" w:hAnsi="Yu Gothic" w:eastAsia="Yu Gothic"/>
+          <w:sz w:val="20"/>
+        </w:rPr>
         <w:t>進捗管理の合計欄は、全工程の現在数量合計で問題ないか。</w:t>
       </w:r>
     </w:p>
     <w:p>
       <w:pPr>
+        <w:pStyle w:val="ListBullet"/>
         <w:spacing w:after="40"/>
-        <w:ind w:left="624" w:hanging="227"/>
+        <w:ind w:left="624"/>
       </w:pPr>
       <w:r>
         <w:rPr>
+          <w:rFonts w:ascii="Yu Gothic" w:hAnsi="Yu Gothic" w:eastAsia="Yu Gothic"/>
           <w:sz w:val="20"/>
         </w:rPr>
-        <w:t>- 回答: 問題なし。全工程の現在数量合計を表示する。</w:t>
+        <w:t>回答: 問題なし。全工程の現在数量合計を表示する。</w:t>
       </w:r>
     </w:p>
     <w:p>
@@ -1566,19 +2068,25 @@
         <w:ind w:left="340"/>
       </w:pPr>
       <w:r>
+        <w:rPr>
+          <w:rFonts w:ascii="Yu Gothic" w:hAnsi="Yu Gothic" w:eastAsia="Yu Gothic"/>
+          <w:sz w:val="20"/>
+        </w:rPr>
         <w:t>納期クリック時に実績登録へ渡すキーは、post_id、order_no、due_dateのどれを主キーにするか。</w:t>
       </w:r>
     </w:p>
     <w:p>
       <w:pPr>
+        <w:pStyle w:val="ListBullet"/>
         <w:spacing w:after="40"/>
-        <w:ind w:left="624" w:hanging="227"/>
+        <w:ind w:left="624"/>
       </w:pPr>
       <w:r>
         <w:rPr>
+          <w:rFonts w:ascii="Yu Gothic" w:hAnsi="Yu Gothic" w:eastAsia="Yu Gothic"/>
           <w:sz w:val="20"/>
         </w:rPr>
-        <w:t>- 回答: order_noを使用する。</w:t>
+        <w:t>回答: order_noを使用する。</w:t>
       </w:r>
     </w:p>
     <w:p>
@@ -1588,19 +2096,25 @@
         <w:ind w:left="340"/>
       </w:pPr>
       <w:r>
+        <w:rPr>
+          <w:rFonts w:ascii="Yu Gothic" w:hAnsi="Yu Gothic" w:eastAsia="Yu Gothic"/>
+          <w:sz w:val="20"/>
+        </w:rPr>
         <w:t>直接編集された数量を工程移動履歴に残すか。</w:t>
       </w:r>
     </w:p>
     <w:p>
       <w:pPr>
+        <w:pStyle w:val="ListBullet"/>
         <w:spacing w:after="40"/>
-        <w:ind w:left="624" w:hanging="227"/>
+        <w:ind w:left="624"/>
       </w:pPr>
       <w:r>
         <w:rPr>
+          <w:rFonts w:ascii="Yu Gothic" w:hAnsi="Yu Gothic" w:eastAsia="Yu Gothic"/>
           <w:sz w:val="20"/>
         </w:rPr>
-        <w:t>- 回答: 可能であれば現在使用している履歴テーブルに残す。</w:t>
+        <w:t>回答: 可能であれば現在使用している履歴テーブルに残す。</w:t>
       </w:r>
     </w:p>
     <w:p>
@@ -1610,19 +2124,25 @@
         <w:ind w:left="340"/>
       </w:pPr>
       <w:r>
+        <w:rPr>
+          <w:rFonts w:ascii="Yu Gothic" w:hAnsi="Yu Gothic" w:eastAsia="Yu Gothic"/>
+          <w:sz w:val="20"/>
+        </w:rPr>
         <w:t>進捗管理画面で直接編集された数量を、どの履歴テーブル・履歴形式で残すか。</w:t>
       </w:r>
     </w:p>
     <w:p>
       <w:pPr>
+        <w:pStyle w:val="ListBullet"/>
         <w:spacing w:after="40"/>
-        <w:ind w:left="624" w:hanging="227"/>
+        <w:ind w:left="624"/>
       </w:pPr>
       <w:r>
         <w:rPr>
+          <w:rFonts w:ascii="Yu Gothic" w:hAnsi="Yu Gothic" w:eastAsia="Yu Gothic"/>
           <w:sz w:val="20"/>
         </w:rPr>
-        <w:t>- 回答: 既存の履歴テーブルに残す。</w:t>
+        <w:t>回答: 既存の履歴テーブルに残す。</w:t>
       </w:r>
     </w:p>
     <w:p>
@@ -1632,19 +2152,25 @@
         <w:ind w:left="340"/>
       </w:pPr>
       <w:r>
+        <w:rPr>
+          <w:rFonts w:ascii="Yu Gothic" w:hAnsi="Yu Gothic" w:eastAsia="Yu Gothic"/>
+          <w:sz w:val="20"/>
+        </w:rPr>
         <w:t>既存履歴テーブルに項目が不足する場合、追加してよい項目は何か。</w:t>
       </w:r>
     </w:p>
     <w:p>
       <w:pPr>
+        <w:pStyle w:val="ListBullet"/>
         <w:spacing w:after="40"/>
-        <w:ind w:left="624" w:hanging="227"/>
+        <w:ind w:left="624"/>
       </w:pPr>
       <w:r>
         <w:rPr>
+          <w:rFonts w:ascii="Yu Gothic" w:hAnsi="Yu Gothic" w:eastAsia="Yu Gothic"/>
           <w:sz w:val="20"/>
         </w:rPr>
-        <w:t>- 回答: 編集前数量、編集後数量、編集者、編集日時、編集理由を追加してよい。</w:t>
+        <w:t>回答: 編集前数量、編集後数量、編集者、編集日時、編集理由を追加してよい。</w:t>
       </w:r>
     </w:p>
     <w:p>
@@ -1654,19 +2180,25 @@
         <w:ind w:left="340"/>
       </w:pPr>
       <w:r>
+        <w:rPr>
+          <w:rFonts w:ascii="Yu Gothic" w:hAnsi="Yu Gothic" w:eastAsia="Yu Gothic"/>
+          <w:sz w:val="20"/>
+        </w:rPr>
         <w:t>生産予定の部署別表示で、部署ごとの表示項目と並び順をどうするか。</w:t>
       </w:r>
     </w:p>
     <w:p>
       <w:pPr>
+        <w:pStyle w:val="ListBullet"/>
         <w:spacing w:after="40"/>
-        <w:ind w:left="624" w:hanging="227"/>
+        <w:ind w:left="624"/>
       </w:pPr>
       <w:r>
         <w:rPr>
+          <w:rFonts w:ascii="Yu Gothic" w:hAnsi="Yu Gothic" w:eastAsia="Yu Gothic"/>
           <w:sz w:val="20"/>
         </w:rPr>
-        <w:t>- 回答: 各部署ともに、注番、取引先名、製品名、ロット、数量、完了数、完了日、納期の順で表示する。</w:t>
+        <w:t>回答: 各部署ともに、注番、取引先名、製品名、ロット、数量、完了数、完了日、納期の順で表示する。</w:t>
       </w:r>
     </w:p>
     <w:p>
@@ -1676,19 +2208,25 @@
         <w:ind w:left="340"/>
       </w:pPr>
       <w:r>
+        <w:rPr>
+          <w:rFonts w:ascii="Yu Gothic" w:hAnsi="Yu Gothic" w:eastAsia="Yu Gothic"/>
+          <w:sz w:val="20"/>
+        </w:rPr>
         <w:t>実績登録画面で部署別生産予定を選択する際、部署選択を実績登録画面にも置くか。</w:t>
       </w:r>
     </w:p>
     <w:p>
       <w:pPr>
+        <w:pStyle w:val="ListBullet"/>
         <w:spacing w:after="40"/>
-        <w:ind w:left="624" w:hanging="227"/>
+        <w:ind w:left="624"/>
       </w:pPr>
       <w:r>
         <w:rPr>
+          <w:rFonts w:ascii="Yu Gothic" w:hAnsi="Yu Gothic" w:eastAsia="Yu Gothic"/>
           <w:sz w:val="20"/>
         </w:rPr>
-        <w:t>- 回答: 部署選択はプルダウン方式を採用し、選択した部署の生産予定を表示する。</w:t>
+        <w:t>回答: 部署選択はプルダウン方式を採用し、選択した部署の生産予定を表示する。</w:t>
       </w:r>
     </w:p>
     <w:p>
@@ -1698,19 +2236,25 @@
         <w:ind w:left="340"/>
       </w:pPr>
       <w:r>
+        <w:rPr>
+          <w:rFonts w:ascii="Yu Gothic" w:hAnsi="Yu Gothic" w:eastAsia="Yu Gothic"/>
+          <w:sz w:val="20"/>
+        </w:rPr>
         <w:t>部署別生産予定の絞り込み条件をどうするか。</w:t>
       </w:r>
     </w:p>
     <w:p>
       <w:pPr>
+        <w:pStyle w:val="ListBullet"/>
         <w:spacing w:after="40"/>
-        <w:ind w:left="624" w:hanging="227"/>
+        <w:ind w:left="624"/>
       </w:pPr>
       <w:r>
         <w:rPr>
+          <w:rFonts w:ascii="Yu Gothic" w:hAnsi="Yu Gothic" w:eastAsia="Yu Gothic"/>
           <w:sz w:val="20"/>
         </w:rPr>
-        <w:t>- 回答: 部署のみで絞り込む。</w:t>
+        <w:t>回答: 部署のみで絞り込む。</w:t>
       </w:r>
     </w:p>
     <w:p>
@@ -1720,7 +2264,67 @@
         <w:ind w:left="340"/>
       </w:pPr>
       <w:r>
+        <w:rPr>
+          <w:rFonts w:ascii="Yu Gothic" w:hAnsi="Yu Gothic" w:eastAsia="Yu Gothic"/>
+          <w:sz w:val="20"/>
+        </w:rPr>
         <w:t>計量登録と計量表出力は廃止し、数量入力は進捗管理または実績登録で行う。</w:t>
+      </w:r>
+    </w:p>
+    <w:p>
+      <w:pPr>
+        <w:pStyle w:val="ListBullet"/>
+        <w:spacing w:after="40"/>
+        <w:ind w:left="340"/>
+      </w:pPr>
+      <w:r>
+        <w:rPr>
+          <w:rFonts w:ascii="Yu Gothic" w:hAnsi="Yu Gothic" w:eastAsia="Yu Gothic"/>
+          <w:sz w:val="20"/>
+        </w:rPr>
+        <w:t>製造工程と洗浄工程は、DB上は別工程として保持し、画面表示上のみ「製造・洗浄」としてまとめる。</w:t>
+      </w:r>
+    </w:p>
+    <w:p>
+      <w:pPr>
+        <w:pStyle w:val="ListBullet"/>
+        <w:spacing w:after="40"/>
+        <w:ind w:left="340"/>
+      </w:pPr>
+      <w:r>
+        <w:rPr>
+          <w:rFonts w:ascii="Yu Gothic" w:hAnsi="Yu Gothic" w:eastAsia="Yu Gothic"/>
+          <w:sz w:val="20"/>
+        </w:rPr>
+        <w:t>注番数量を超える生産は許可する。</w:t>
+      </w:r>
+    </w:p>
+    <w:p>
+      <w:pPr>
+        <w:pStyle w:val="ListBullet"/>
+        <w:spacing w:after="40"/>
+        <w:ind w:left="340"/>
+      </w:pPr>
+      <w:r>
+        <w:rPr>
+          <w:rFonts w:ascii="Yu Gothic" w:hAnsi="Yu Gothic" w:eastAsia="Yu Gothic"/>
+          <w:sz w:val="20"/>
+        </w:rPr>
+        <w:t>注番数量を超えた超過分は在庫として扱い、引当可能とする。</w:t>
+      </w:r>
+    </w:p>
+    <w:p>
+      <w:pPr>
+        <w:pStyle w:val="ListBullet"/>
+        <w:spacing w:after="40"/>
+        <w:ind w:left="340"/>
+      </w:pPr>
+      <w:r>
+        <w:rPr>
+          <w:rFonts w:ascii="Yu Gothic" w:hAnsi="Yu Gothic" w:eastAsia="Yu Gothic"/>
+          <w:sz w:val="20"/>
+        </w:rPr>
+        <w:t>出荷数量および受注に対する引当数量は、受注数量を上限とする。</w:t>
       </w:r>
     </w:p>
     <w:p>
@@ -1738,6 +2342,10 @@
         <w:ind w:left="340"/>
       </w:pPr>
       <w:r>
+        <w:rPr>
+          <w:rFonts w:ascii="Yu Gothic" w:hAnsi="Yu Gothic" w:eastAsia="Yu Gothic"/>
+          <w:sz w:val="20"/>
+        </w:rPr>
         <w:t>本章の確認事項は、要件定義書作成前に確認済み。</w:t>
       </w:r>
     </w:p>
@@ -1748,6 +2356,10 @@
         <w:ind w:left="340"/>
       </w:pPr>
       <w:r>
+        <w:rPr>
+          <w:rFonts w:ascii="Yu Gothic" w:hAnsi="Yu Gothic" w:eastAsia="Yu Gothic"/>
+          <w:sz w:val="20"/>
+        </w:rPr>
         <w:t>回答内容は「12. 確定事項」に反映済み。</w:t>
       </w:r>
     </w:p>
@@ -1766,6 +2378,10 @@
         <w:ind w:left="340"/>
       </w:pPr>
       <w:r>
+        <w:rPr>
+          <w:rFonts w:ascii="Yu Gothic" w:hAnsi="Yu Gothic" w:eastAsia="Yu Gothic"/>
+          <w:sz w:val="20"/>
+        </w:rPr>
         <w:t>本要件定義書の確認</w:t>
       </w:r>
     </w:p>
@@ -1776,6 +2392,10 @@
         <w:ind w:left="340"/>
       </w:pPr>
       <w:r>
+        <w:rPr>
+          <w:rFonts w:ascii="Yu Gothic" w:hAnsi="Yu Gothic" w:eastAsia="Yu Gothic"/>
+          <w:sz w:val="20"/>
+        </w:rPr>
         <w:t>システム設計書の作成</w:t>
       </w:r>
     </w:p>
@@ -1786,6 +2406,10 @@
         <w:ind w:left="340"/>
       </w:pPr>
       <w:r>
+        <w:rPr>
+          <w:rFonts w:ascii="Yu Gothic" w:hAnsi="Yu Gothic" w:eastAsia="Yu Gothic"/>
+          <w:sz w:val="20"/>
+        </w:rPr>
         <w:t>DB設計・移行方針の確定</w:t>
       </w:r>
     </w:p>
@@ -1796,6 +2420,10 @@
         <w:ind w:left="340"/>
       </w:pPr>
       <w:r>
+        <w:rPr>
+          <w:rFonts w:ascii="Yu Gothic" w:hAnsi="Yu Gothic" w:eastAsia="Yu Gothic"/>
+          <w:sz w:val="20"/>
+        </w:rPr>
         <w:t>画面設計</w:t>
       </w:r>
     </w:p>
@@ -1806,6 +2434,10 @@
         <w:ind w:left="340"/>
       </w:pPr>
       <w:r>
+        <w:rPr>
+          <w:rFonts w:ascii="Yu Gothic" w:hAnsi="Yu Gothic" w:eastAsia="Yu Gothic"/>
+          <w:sz w:val="20"/>
+        </w:rPr>
         <w:t>実装</w:t>
       </w:r>
     </w:p>
@@ -1816,6 +2448,10 @@
         <w:ind w:left="340"/>
       </w:pPr>
       <w:r>
+        <w:rPr>
+          <w:rFonts w:ascii="Yu Gothic" w:hAnsi="Yu Gothic" w:eastAsia="Yu Gothic"/>
+          <w:sz w:val="20"/>
+        </w:rPr>
         <w:t>単体テスト</w:t>
       </w:r>
     </w:p>
@@ -1826,13 +2462,14 @@
         <w:ind w:left="340"/>
       </w:pPr>
       <w:r>
+        <w:rPr>
+          <w:rFonts w:ascii="Yu Gothic" w:hAnsi="Yu Gothic" w:eastAsia="Yu Gothic"/>
+          <w:sz w:val="20"/>
+        </w:rPr>
         <w:t>結合テスト</w:t>
       </w:r>
     </w:p>
     <w:p>
-      <w:pPr>
-        <w:jc w:val="left"/>
-      </w:pPr>
       <w:r>
         <w:rPr>
           <w:b/>
@@ -1840,7 +2477,7 @@
         <w:t xml:space="preserve">今回の確定事項サマリー: </w:t>
       </w:r>
       <w:r>
-        <w:t>直接編集履歴は既存履歴テーブルへ保存し、不足時は編集前数量・編集後数量・編集者・編集日時・編集理由を追加する。生産予定は部署のみで絞り込み、実績登録画面でも部署プルダウンで対象予定を切り替える。</w:t>
+        <w:t>製造・洗浄はDB上は別工程として保持し、画面表示上のみまとめる。注番数量を超えた超過分は在庫として扱い、引当可能とする。出荷数量および受注に対する引当数量は受注数量を上限とする。</w:t>
       </w:r>
     </w:p>
     <w:sectPr>
